--- a/Docs/การเขียนเรียงความขั้นสูง.docx
+++ b/Docs/การเขียนเรียงความขั้นสูง.docx
@@ -4200,7 +4200,7 @@
     <w:p>
       <w:pPr>
         <w:pStyle w:val="Normal"/>
-        <w:spacing w:lineRule="auto" w:line="240"/>
+        <w:spacing w:lineRule="auto" w:line="240" w:before="0" w:after="0"/>
         <w:jc w:val="both"/>
         <w:rPr>
           <w:rFonts w:ascii="TH Sarabun New" w:hAnsi="TH Sarabun New" w:cs="TH Sarabun New"/>
@@ -4235,7 +4235,7 @@
     <w:p>
       <w:pPr>
         <w:pStyle w:val="Normal"/>
-        <w:spacing w:lineRule="auto" w:line="240"/>
+        <w:spacing w:lineRule="auto" w:line="240" w:before="0" w:after="0"/>
         <w:jc w:val="both"/>
         <w:rPr>
           <w:rFonts w:ascii="TH Sarabun New" w:hAnsi="TH Sarabun New" w:cs="TH Sarabun New"/>
@@ -4271,7 +4271,7 @@
     <w:p>
       <w:pPr>
         <w:pStyle w:val="Normal"/>
-        <w:spacing w:lineRule="auto" w:line="240"/>
+        <w:spacing w:lineRule="auto" w:line="240" w:before="0" w:after="0"/>
         <w:jc w:val="both"/>
         <w:rPr>
           <w:rFonts w:ascii="TH Sarabun New" w:hAnsi="TH Sarabun New" w:cs="TH Sarabun New"/>
@@ -6930,57 +6930,103 @@
         <w:jc w:val="both"/>
         <w:rPr>
           <w:rFonts w:ascii="TH Sarabun New" w:hAnsi="TH Sarabun New" w:cs="TH Sarabun New"/>
-          <w:sz w:val="32"/>
-          <w:szCs w:val="32"/>
-        </w:rPr>
-      </w:pPr>
-      <w:r>
-        <w:rPr>
-          <w:rFonts w:cs="TH Sarabun New" w:ascii="TH Sarabun New" w:hAnsi="TH Sarabun New"/>
-          <w:sz w:val="32"/>
-          <w:szCs w:val="32"/>
-        </w:rPr>
-      </w:r>
-    </w:p>
-    <w:p>
-      <w:pPr>
-        <w:pStyle w:val="Normal"/>
-        <w:tabs>
-          <w:tab w:val="clear" w:pos="720"/>
-          <w:tab w:val="left" w:pos="907" w:leader="none"/>
-          <w:tab w:val="left" w:pos="1166" w:leader="none"/>
-          <w:tab w:val="left" w:pos="1440" w:leader="none"/>
-          <w:tab w:val="left" w:pos="1670" w:leader="none"/>
-        </w:tabs>
-        <w:spacing w:lineRule="auto" w:line="240" w:before="0" w:after="0"/>
-        <w:jc w:val="both"/>
-        <w:rPr>
-          <w:rFonts w:ascii="TH Sarabun New" w:hAnsi="TH Sarabun New" w:cs="TH Sarabun New"/>
-          <w:sz w:val="32"/>
-          <w:szCs w:val="32"/>
-        </w:rPr>
-      </w:pPr>
-      <w:r>
-        <w:rPr>
-          <w:rFonts w:cs="TH Sarabun New" w:ascii="TH Sarabun New" w:hAnsi="TH Sarabun New"/>
-          <w:sz w:val="32"/>
-          <w:szCs w:val="32"/>
-        </w:rPr>
-      </w:r>
-    </w:p>
-    <w:p>
-      <w:pPr>
-        <w:pStyle w:val="Normal"/>
-        <w:tabs>
-          <w:tab w:val="clear" w:pos="720"/>
-          <w:tab w:val="left" w:pos="907" w:leader="none"/>
-          <w:tab w:val="left" w:pos="1166" w:leader="none"/>
-          <w:tab w:val="left" w:pos="1440" w:leader="none"/>
-          <w:tab w:val="left" w:pos="1670" w:leader="none"/>
-        </w:tabs>
-        <w:spacing w:lineRule="auto" w:line="240" w:before="0" w:after="0"/>
-        <w:jc w:val="both"/>
-        <w:rPr/>
+          <w:b/>
+          <w:bCs/>
+          <w:sz w:val="32"/>
+          <w:szCs w:val="32"/>
+        </w:rPr>
+      </w:pPr>
+      <w:r>
+        <w:rPr>
+          <w:rFonts w:cs="TH Sarabun New" w:ascii="TH Sarabun New" w:hAnsi="TH Sarabun New"/>
+          <w:b/>
+          <w:bCs/>
+          <w:sz w:val="32"/>
+          <w:szCs w:val="32"/>
+        </w:rPr>
+        <w:tab/>
+      </w:r>
+    </w:p>
+    <w:p>
+      <w:pPr>
+        <w:pStyle w:val="Normal"/>
+        <w:tabs>
+          <w:tab w:val="clear" w:pos="720"/>
+          <w:tab w:val="left" w:pos="907" w:leader="none"/>
+          <w:tab w:val="left" w:pos="1166" w:leader="none"/>
+          <w:tab w:val="left" w:pos="1440" w:leader="none"/>
+          <w:tab w:val="left" w:pos="1670" w:leader="none"/>
+        </w:tabs>
+        <w:spacing w:lineRule="auto" w:line="240" w:before="0" w:after="0"/>
+        <w:jc w:val="both"/>
+        <w:rPr>
+          <w:rFonts w:ascii="TH Sarabun New" w:hAnsi="TH Sarabun New" w:cs="TH Sarabun New"/>
+          <w:b/>
+          <w:bCs/>
+          <w:sz w:val="32"/>
+          <w:szCs w:val="32"/>
+        </w:rPr>
+      </w:pPr>
+      <w:r>
+        <w:rPr>
+          <w:rFonts w:cs="TH Sarabun New" w:ascii="TH Sarabun New" w:hAnsi="TH Sarabun New"/>
+          <w:b/>
+          <w:bCs/>
+          <w:sz w:val="32"/>
+          <w:szCs w:val="32"/>
+        </w:rPr>
+        <w:tab/>
+      </w:r>
+    </w:p>
+    <w:p>
+      <w:pPr>
+        <w:pStyle w:val="Normal"/>
+        <w:tabs>
+          <w:tab w:val="clear" w:pos="720"/>
+          <w:tab w:val="left" w:pos="907" w:leader="none"/>
+          <w:tab w:val="left" w:pos="1166" w:leader="none"/>
+          <w:tab w:val="left" w:pos="1440" w:leader="none"/>
+          <w:tab w:val="left" w:pos="1670" w:leader="none"/>
+        </w:tabs>
+        <w:spacing w:lineRule="auto" w:line="240" w:before="0" w:after="0"/>
+        <w:jc w:val="both"/>
+        <w:rPr>
+          <w:rFonts w:ascii="TH Sarabun New" w:hAnsi="TH Sarabun New" w:cs="TH Sarabun New"/>
+          <w:b/>
+          <w:bCs/>
+          <w:sz w:val="32"/>
+          <w:szCs w:val="32"/>
+        </w:rPr>
+      </w:pPr>
+      <w:r>
+        <w:rPr>
+          <w:rFonts w:cs="TH Sarabun New" w:ascii="TH Sarabun New" w:hAnsi="TH Sarabun New"/>
+          <w:b/>
+          <w:bCs/>
+          <w:sz w:val="32"/>
+          <w:szCs w:val="32"/>
+        </w:rPr>
+      </w:r>
+    </w:p>
+    <w:p>
+      <w:pPr>
+        <w:pStyle w:val="Normal"/>
+        <w:tabs>
+          <w:tab w:val="clear" w:pos="720"/>
+          <w:tab w:val="left" w:pos="907" w:leader="none"/>
+          <w:tab w:val="left" w:pos="1166" w:leader="none"/>
+          <w:tab w:val="left" w:pos="1440" w:leader="none"/>
+          <w:tab w:val="left" w:pos="1670" w:leader="none"/>
+        </w:tabs>
+        <w:spacing w:lineRule="auto" w:line="240" w:before="0" w:after="0"/>
+        <w:jc w:val="both"/>
+        <w:rPr>
+          <w:rFonts w:ascii="TH Sarabun New" w:hAnsi="TH Sarabun New" w:cs="TH Sarabun New"/>
+          <w:b/>
+          <w:bCs/>
+          <w:sz w:val="32"/>
+          <w:szCs w:val="32"/>
+        </w:rPr>
       </w:pPr>
       <w:r>
         <w:rPr>

--- a/Docs/การเขียนเรียงความขั้นสูง.docx
+++ b/Docs/การเขียนเรียงความขั้นสูง.docx
@@ -2869,7 +2869,11 @@
         </w:tabs>
         <w:spacing w:lineRule="auto" w:line="240" w:before="0" w:after="0"/>
         <w:jc w:val="center"/>
-        <w:rPr/>
+        <w:rPr>
+          <w:rFonts w:ascii="TH Sarabun New" w:hAnsi="TH Sarabun New" w:cs="TH Sarabun New"/>
+          <w:sz w:val="36"/>
+          <w:szCs w:val="36"/>
+        </w:rPr>
       </w:pPr>
       <w:r>
         <w:rPr>
@@ -2905,42 +2909,78 @@
         </w:tabs>
         <w:spacing w:lineRule="auto" w:line="240" w:before="0" w:after="0"/>
         <w:jc w:val="center"/>
-        <w:rPr/>
-      </w:pPr>
-      <w:r>
-        <w:rPr>
-          <w:rFonts w:ascii="TH Sarabun New" w:hAnsi="TH Sarabun New" w:cs="TH Sarabun New"/>
-          <w:b/>
+        <w:rPr>
+          <w:rFonts w:ascii="TH Sarabun New" w:hAnsi="TH Sarabun New" w:cs="TH Sarabun New"/>
           <w:b/>
           <w:bCs/>
           <w:sz w:val="36"/>
           <w:szCs w:val="36"/>
         </w:rPr>
-        <w:t>เอกสารและงานวิจัยที่เกี่ยวข้อง</w:t>
-      </w:r>
-    </w:p>
-    <w:p>
-      <w:pPr>
-        <w:pStyle w:val="Normal"/>
-        <w:tabs>
-          <w:tab w:val="clear" w:pos="720"/>
-          <w:tab w:val="left" w:pos="907" w:leader="none"/>
-          <w:tab w:val="left" w:pos="1166" w:leader="none"/>
-          <w:tab w:val="left" w:pos="1440" w:leader="none"/>
-          <w:tab w:val="left" w:pos="1670" w:leader="none"/>
-        </w:tabs>
-        <w:spacing w:lineRule="auto" w:line="240" w:before="0" w:after="0"/>
-        <w:jc w:val="both"/>
-        <w:rPr/>
-      </w:pPr>
-      <w:r>
-        <w:rPr>
-          <w:rFonts w:cs="TH Sarabun New" w:ascii="TH Sarabun New" w:hAnsi="TH Sarabun New"/>
+      </w:pPr>
+      <w:r>
+        <w:rPr>
+          <w:rFonts w:ascii="TH Sarabun New" w:hAnsi="TH Sarabun New" w:cs="TH Sarabun New"/>
+          <w:b/>
           <w:b/>
           <w:bCs/>
           <w:sz w:val="36"/>
           <w:szCs w:val="36"/>
         </w:rPr>
+        <w:t>เอกสารและงานวิจัยที่เกี่ยวข้อง</w:t>
+      </w:r>
+    </w:p>
+    <w:p>
+      <w:pPr>
+        <w:pStyle w:val="Normal"/>
+        <w:tabs>
+          <w:tab w:val="clear" w:pos="720"/>
+          <w:tab w:val="left" w:pos="907" w:leader="none"/>
+          <w:tab w:val="left" w:pos="1166" w:leader="none"/>
+          <w:tab w:val="left" w:pos="1440" w:leader="none"/>
+          <w:tab w:val="left" w:pos="1670" w:leader="none"/>
+        </w:tabs>
+        <w:spacing w:lineRule="auto" w:line="240" w:before="0" w:after="0"/>
+        <w:jc w:val="center"/>
+        <w:rPr>
+          <w:rFonts w:ascii="TH Sarabun New" w:hAnsi="TH Sarabun New" w:cs="TH Sarabun New"/>
+          <w:b/>
+          <w:bCs/>
+          <w:sz w:val="36"/>
+          <w:szCs w:val="36"/>
+        </w:rPr>
+      </w:pPr>
+      <w:r>
+        <w:rPr>
+          <w:rFonts w:cs="TH Sarabun New" w:ascii="TH Sarabun New" w:hAnsi="TH Sarabun New"/>
+          <w:b/>
+          <w:bCs/>
+          <w:sz w:val="36"/>
+          <w:szCs w:val="36"/>
+        </w:rPr>
+      </w:r>
+    </w:p>
+    <w:p>
+      <w:pPr>
+        <w:pStyle w:val="Normal"/>
+        <w:tabs>
+          <w:tab w:val="clear" w:pos="720"/>
+          <w:tab w:val="left" w:pos="907" w:leader="none"/>
+          <w:tab w:val="left" w:pos="1166" w:leader="none"/>
+          <w:tab w:val="left" w:pos="1440" w:leader="none"/>
+          <w:tab w:val="left" w:pos="1670" w:leader="none"/>
+        </w:tabs>
+        <w:spacing w:lineRule="auto" w:line="240" w:before="0" w:after="0"/>
+        <w:jc w:val="both"/>
+        <w:rPr/>
+      </w:pPr>
+      <w:r>
+        <w:rPr>
+          <w:rFonts w:cs="TH Sarabun New" w:ascii="TH Sarabun New" w:hAnsi="TH Sarabun New"/>
+          <w:b/>
+          <w:bCs/>
+          <w:sz w:val="36"/>
+          <w:szCs w:val="36"/>
+        </w:rPr>
         <w:tab/>
       </w:r>
       <w:r>
@@ -4543,15 +4583,6 @@
       </w:pPr>
       <w:r>
         <w:rPr>
-          <w:rFonts w:cs="TH Sarabun New" w:ascii="TH Sarabun New" w:hAnsi="TH Sarabun New"/>
-          <w:sz w:val="32"/>
-          <w:szCs w:val="32"/>
-        </w:rPr>
-        <w:tab/>
-        <w:tab/>
-      </w:r>
-      <w:r>
-        <w:rPr>
           <w:rFonts w:ascii="TH Sarabun New" w:hAnsi="TH Sarabun New" w:cs="TH Sarabun New"/>
           <w:sz w:val="32"/>
           <w:szCs w:val="32"/>
@@ -4588,7 +4619,7 @@
           <w:sz w:val="32"/>
           <w:szCs w:val="32"/>
         </w:rPr>
-        <w:t>เนื่องจากเป็นเกมที่สมบูรณ์ในตัวเอง มิใช่การเติมองค์ประกอบเกมลงในกิจกรรมอื่น และมีวัตถุประสงค์เพื่อสร้าง     ความตระหนักรู้ มิใช่เพื่อการบำบัดหรือการวินิจฉัย</w:t>
+        <w:t>เนื่องจากเป็นเกมที่สมบูรณ์ในตัวเอง มิใช่การเติมองค์ประกอบเกมลงในกิจกรรมอื่น และมีวัตถุประสงค์เพื่อสร้าง ความตระหนักรู้ มิใช่เพื่อการบำบัดหรือการวินิจฉัย</w:t>
       </w:r>
     </w:p>
     <w:p>
@@ -4631,6 +4662,62 @@
         </w:tabs>
         <w:spacing w:lineRule="auto" w:line="240" w:before="0" w:after="0"/>
         <w:jc w:val="both"/>
+        <w:rPr>
+          <w:rFonts w:ascii="TH Sarabun New" w:hAnsi="TH Sarabun New" w:cs="TH Sarabun New"/>
+          <w:sz w:val="32"/>
+          <w:szCs w:val="32"/>
+          <w:u w:val="single"/>
+        </w:rPr>
+      </w:pPr>
+      <w:r>
+        <w:rPr>
+          <w:rFonts w:cs="TH Sarabun New" w:ascii="TH Sarabun New" w:hAnsi="TH Sarabun New"/>
+          <w:sz w:val="32"/>
+          <w:szCs w:val="32"/>
+          <w:u w:val="single"/>
+        </w:rPr>
+      </w:r>
+    </w:p>
+    <w:p>
+      <w:pPr>
+        <w:pStyle w:val="Normal"/>
+        <w:tabs>
+          <w:tab w:val="clear" w:pos="720"/>
+          <w:tab w:val="left" w:pos="907" w:leader="none"/>
+          <w:tab w:val="left" w:pos="1166" w:leader="none"/>
+          <w:tab w:val="left" w:pos="1440" w:leader="none"/>
+          <w:tab w:val="left" w:pos="1670" w:leader="none"/>
+        </w:tabs>
+        <w:spacing w:lineRule="auto" w:line="240" w:before="0" w:after="0"/>
+        <w:jc w:val="both"/>
+        <w:rPr>
+          <w:rFonts w:ascii="TH Sarabun New" w:hAnsi="TH Sarabun New" w:cs="TH Sarabun New"/>
+          <w:sz w:val="32"/>
+          <w:szCs w:val="32"/>
+          <w:u w:val="single"/>
+        </w:rPr>
+      </w:pPr>
+      <w:r>
+        <w:rPr>
+          <w:rFonts w:cs="TH Sarabun New" w:ascii="TH Sarabun New" w:hAnsi="TH Sarabun New"/>
+          <w:sz w:val="32"/>
+          <w:szCs w:val="32"/>
+          <w:u w:val="single"/>
+        </w:rPr>
+      </w:r>
+    </w:p>
+    <w:p>
+      <w:pPr>
+        <w:pStyle w:val="Normal"/>
+        <w:tabs>
+          <w:tab w:val="clear" w:pos="720"/>
+          <w:tab w:val="left" w:pos="907" w:leader="none"/>
+          <w:tab w:val="left" w:pos="1166" w:leader="none"/>
+          <w:tab w:val="left" w:pos="1440" w:leader="none"/>
+          <w:tab w:val="left" w:pos="1670" w:leader="none"/>
+        </w:tabs>
+        <w:spacing w:lineRule="auto" w:line="240" w:before="0" w:after="0"/>
+        <w:jc w:val="both"/>
         <w:rPr/>
       </w:pPr>
       <w:r>
@@ -4887,32 +4974,6 @@
         </w:tabs>
         <w:spacing w:lineRule="auto" w:line="240" w:before="0" w:after="0"/>
         <w:jc w:val="both"/>
-        <w:rPr>
-          <w:rFonts w:ascii="TH Sarabun New" w:hAnsi="TH Sarabun New" w:cs="TH Sarabun New"/>
-          <w:sz w:val="32"/>
-          <w:szCs w:val="32"/>
-        </w:rPr>
-      </w:pPr>
-      <w:r>
-        <w:rPr>
-          <w:rFonts w:cs="TH Sarabun New" w:ascii="TH Sarabun New" w:hAnsi="TH Sarabun New"/>
-          <w:sz w:val="32"/>
-          <w:szCs w:val="32"/>
-        </w:rPr>
-      </w:r>
-    </w:p>
-    <w:p>
-      <w:pPr>
-        <w:pStyle w:val="Normal"/>
-        <w:tabs>
-          <w:tab w:val="clear" w:pos="720"/>
-          <w:tab w:val="left" w:pos="907" w:leader="none"/>
-          <w:tab w:val="left" w:pos="1166" w:leader="none"/>
-          <w:tab w:val="left" w:pos="1440" w:leader="none"/>
-          <w:tab w:val="left" w:pos="1670" w:leader="none"/>
-        </w:tabs>
-        <w:spacing w:lineRule="auto" w:line="240" w:before="0" w:after="0"/>
-        <w:jc w:val="both"/>
         <w:rPr/>
       </w:pPr>
       <w:r>
@@ -5300,6 +5361,14 @@
       </w:pPr>
       <w:r>
         <w:rPr>
+          <w:rFonts w:cs="TH Sarabun New" w:ascii="TH Sarabun New" w:hAnsi="TH Sarabun New"/>
+          <w:sz w:val="32"/>
+          <w:szCs w:val="32"/>
+        </w:rPr>
+        <w:tab/>
+      </w:r>
+      <w:r>
+        <w:rPr>
           <w:rFonts w:ascii="TH Sarabun New" w:hAnsi="TH Sarabun New" w:cs="TH Sarabun New"/>
           <w:sz w:val="32"/>
           <w:szCs w:val="32"/>
@@ -5344,6 +5413,435 @@
           <w:sz w:val="32"/>
           <w:szCs w:val="32"/>
         </w:rPr>
+        <w:t xml:space="preserve">       </w:t>
+      </w:r>
+      <w:r>
+        <w:rPr>
+          <w:rFonts w:ascii="TH Sarabun New" w:hAnsi="TH Sarabun New" w:cs="TH Sarabun New"/>
+          <w:sz w:val="32"/>
+          <w:szCs w:val="32"/>
+        </w:rPr>
+        <w:t xml:space="preserve">มิใช่เพียงการประกาศว่าผู้เล่นกำลังเล่นเป็นใคร ใน </w:t>
+      </w:r>
+      <w:r>
+        <w:rPr>
+          <w:rFonts w:cs="TH Sarabun New" w:ascii="TH Sarabun New" w:hAnsi="TH Sarabun New"/>
+          <w:sz w:val="32"/>
+          <w:szCs w:val="32"/>
+        </w:rPr>
+        <w:t xml:space="preserve">Untitled Illness </w:t>
+      </w:r>
+      <w:r>
+        <w:rPr>
+          <w:rFonts w:ascii="TH Sarabun New" w:hAnsi="TH Sarabun New" w:cs="TH Sarabun New"/>
+          <w:sz w:val="32"/>
+          <w:szCs w:val="32"/>
+        </w:rPr>
+        <w:t>กลไกที่ทำหน้าที่นี้คือ          การเปิดเผยความคิดภายในของตัวละครและการให้ผู้เล่นตัดสินใจแทนตัวละคร                         ในสถานการณ์ประจำวัน นอกจากนี้ ยังทำให้ผู้เล่นรู้กับสิ่งที่ตัวละครในเรื่องรู้เกี่ยวกับกันและกัน      ซึ่งเป็นกลไกหลักในการสื่อสารว่าพฤติกรรมภายนอกอาจไม่สะท้อนสภาวะภายใน</w:t>
+      </w:r>
+    </w:p>
+    <w:p>
+      <w:pPr>
+        <w:pStyle w:val="Normal"/>
+        <w:tabs>
+          <w:tab w:val="clear" w:pos="720"/>
+          <w:tab w:val="left" w:pos="907" w:leader="none"/>
+          <w:tab w:val="left" w:pos="1166" w:leader="none"/>
+          <w:tab w:val="left" w:pos="1440" w:leader="none"/>
+          <w:tab w:val="left" w:pos="1670" w:leader="none"/>
+        </w:tabs>
+        <w:spacing w:lineRule="auto" w:line="240" w:before="0" w:after="0"/>
+        <w:jc w:val="both"/>
+        <w:rPr>
+          <w:rFonts w:ascii="TH Sarabun New" w:hAnsi="TH Sarabun New" w:cs="TH Sarabun New"/>
+          <w:sz w:val="32"/>
+          <w:szCs w:val="32"/>
+        </w:rPr>
+      </w:pPr>
+      <w:r>
+        <w:rPr>
+          <w:rFonts w:cs="TH Sarabun New" w:ascii="TH Sarabun New" w:hAnsi="TH Sarabun New"/>
+          <w:sz w:val="32"/>
+          <w:szCs w:val="32"/>
+        </w:rPr>
+      </w:r>
+    </w:p>
+    <w:p>
+      <w:pPr>
+        <w:pStyle w:val="Normal"/>
+        <w:tabs>
+          <w:tab w:val="clear" w:pos="720"/>
+          <w:tab w:val="left" w:pos="907" w:leader="none"/>
+          <w:tab w:val="left" w:pos="1166" w:leader="none"/>
+          <w:tab w:val="left" w:pos="1440" w:leader="none"/>
+          <w:tab w:val="left" w:pos="1670" w:leader="none"/>
+        </w:tabs>
+        <w:spacing w:lineRule="auto" w:line="240" w:before="0" w:after="0"/>
+        <w:jc w:val="both"/>
+        <w:rPr/>
+      </w:pPr>
+      <w:r>
+        <w:rPr>
+          <w:rFonts w:cs="TH Sarabun New" w:ascii="TH Sarabun New" w:hAnsi="TH Sarabun New"/>
+          <w:b/>
+          <w:bCs/>
+          <w:sz w:val="32"/>
+          <w:szCs w:val="32"/>
+        </w:rPr>
+        <w:tab/>
+        <w:t xml:space="preserve">1.4 </w:t>
+      </w:r>
+      <w:r>
+        <w:rPr>
+          <w:rFonts w:ascii="TH Sarabun New" w:hAnsi="TH Sarabun New" w:cs="TH Sarabun New"/>
+          <w:b/>
+          <w:b/>
+          <w:bCs/>
+          <w:sz w:val="32"/>
+          <w:szCs w:val="32"/>
+        </w:rPr>
+        <w:t xml:space="preserve">การใช้เกมเป็นสื่อเพื่อส่งเสริมความเข้าใจและความเห็นอกเห็นใจ </w:t>
+      </w:r>
+      <w:r>
+        <w:rPr>
+          <w:rFonts w:cs="TH Sarabun New" w:ascii="TH Sarabun New" w:hAnsi="TH Sarabun New"/>
+          <w:b/>
+          <w:bCs/>
+          <w:sz w:val="32"/>
+          <w:szCs w:val="32"/>
+        </w:rPr>
+        <w:t>(Empathy)</w:t>
+      </w:r>
+    </w:p>
+    <w:p>
+      <w:pPr>
+        <w:pStyle w:val="Normal"/>
+        <w:tabs>
+          <w:tab w:val="clear" w:pos="720"/>
+          <w:tab w:val="left" w:pos="907" w:leader="none"/>
+          <w:tab w:val="left" w:pos="1166" w:leader="none"/>
+          <w:tab w:val="left" w:pos="1440" w:leader="none"/>
+          <w:tab w:val="left" w:pos="1670" w:leader="none"/>
+        </w:tabs>
+        <w:spacing w:lineRule="auto" w:line="240" w:before="0" w:after="0"/>
+        <w:jc w:val="both"/>
+        <w:rPr/>
+      </w:pPr>
+      <w:r>
+        <w:rPr>
+          <w:rFonts w:cs="TH Sarabun New" w:ascii="TH Sarabun New" w:hAnsi="TH Sarabun New"/>
+          <w:sz w:val="32"/>
+          <w:szCs w:val="32"/>
+        </w:rPr>
+        <w:tab/>
+        <w:tab/>
+        <w:t xml:space="preserve">Schrier </w:t>
+      </w:r>
+      <w:r>
+        <w:rPr>
+          <w:rFonts w:ascii="TH Sarabun New" w:hAnsi="TH Sarabun New" w:cs="TH Sarabun New"/>
+          <w:sz w:val="32"/>
+          <w:szCs w:val="32"/>
+        </w:rPr>
+        <w:t xml:space="preserve">และ </w:t>
+      </w:r>
+      <w:r>
+        <w:rPr>
+          <w:rFonts w:cs="TH Sarabun New" w:ascii="TH Sarabun New" w:hAnsi="TH Sarabun New"/>
+          <w:sz w:val="32"/>
+          <w:szCs w:val="32"/>
+        </w:rPr>
+        <w:t xml:space="preserve">Farber (2021) </w:t>
+      </w:r>
+      <w:r>
+        <w:rPr>
+          <w:rFonts w:ascii="TH Sarabun New" w:hAnsi="TH Sarabun New" w:cs="TH Sarabun New"/>
+          <w:sz w:val="32"/>
+          <w:szCs w:val="32"/>
+        </w:rPr>
+        <w:t xml:space="preserve">ได้ทบทวนวรรณกรรมอย่างเป็นระบบเกี่ยวกับ        ความเห็นอกเห็นใจและเกม โดยสืบค้นจากฐานข้อมูล </w:t>
+      </w:r>
+      <w:r>
+        <w:rPr>
+          <w:rFonts w:cs="TH Sarabun New" w:ascii="TH Sarabun New" w:hAnsi="TH Sarabun New"/>
+          <w:sz w:val="32"/>
+          <w:szCs w:val="32"/>
+        </w:rPr>
+        <w:t xml:space="preserve">6 </w:t>
+      </w:r>
+      <w:r>
+        <w:rPr>
+          <w:rFonts w:ascii="TH Sarabun New" w:hAnsi="TH Sarabun New" w:cs="TH Sarabun New"/>
+          <w:sz w:val="32"/>
+          <w:szCs w:val="32"/>
+        </w:rPr>
+        <w:t xml:space="preserve">แห่งและวิเคราะห์บทความ </w:t>
+      </w:r>
+      <w:r>
+        <w:rPr>
+          <w:rFonts w:cs="TH Sarabun New" w:ascii="TH Sarabun New" w:hAnsi="TH Sarabun New"/>
+          <w:sz w:val="32"/>
+          <w:szCs w:val="32"/>
+        </w:rPr>
+        <w:t xml:space="preserve">49 </w:t>
+      </w:r>
+      <w:r>
+        <w:rPr>
+          <w:rFonts w:ascii="TH Sarabun New" w:hAnsi="TH Sarabun New" w:cs="TH Sarabun New"/>
+          <w:sz w:val="32"/>
+          <w:szCs w:val="32"/>
+        </w:rPr>
+        <w:t xml:space="preserve">เรื่อง          ผลการทบทวนพบว่างานวิจัยในพื้นที่นี้กระจายอยู่ใน </w:t>
+      </w:r>
+      <w:r>
+        <w:rPr>
+          <w:rFonts w:cs="TH Sarabun New" w:ascii="TH Sarabun New" w:hAnsi="TH Sarabun New"/>
+          <w:sz w:val="32"/>
+          <w:szCs w:val="32"/>
+        </w:rPr>
+        <w:t xml:space="preserve">12 </w:t>
+      </w:r>
+      <w:r>
+        <w:rPr>
+          <w:rFonts w:ascii="TH Sarabun New" w:hAnsi="TH Sarabun New" w:cs="TH Sarabun New"/>
+          <w:sz w:val="32"/>
+          <w:szCs w:val="32"/>
+        </w:rPr>
+        <w:t xml:space="preserve">สาขาวิชา และมีการกล่าวถึงความเห็นอกเห็นใจมากกว่า </w:t>
+      </w:r>
+      <w:r>
+        <w:rPr>
+          <w:rFonts w:cs="TH Sarabun New" w:ascii="TH Sarabun New" w:hAnsi="TH Sarabun New"/>
+          <w:sz w:val="32"/>
+          <w:szCs w:val="32"/>
+        </w:rPr>
+        <w:t xml:space="preserve">13 </w:t>
+      </w:r>
+      <w:r>
+        <w:rPr>
+          <w:rFonts w:ascii="TH Sarabun New" w:hAnsi="TH Sarabun New" w:cs="TH Sarabun New"/>
+          <w:sz w:val="32"/>
+          <w:szCs w:val="32"/>
+        </w:rPr>
+        <w:t>ประเภทที่แตกต่างกัน</w:t>
+      </w:r>
+    </w:p>
+    <w:p>
+      <w:pPr>
+        <w:pStyle w:val="Normal"/>
+        <w:tabs>
+          <w:tab w:val="clear" w:pos="720"/>
+          <w:tab w:val="left" w:pos="907" w:leader="none"/>
+          <w:tab w:val="left" w:pos="1166" w:leader="none"/>
+          <w:tab w:val="left" w:pos="1440" w:leader="none"/>
+          <w:tab w:val="left" w:pos="1670" w:leader="none"/>
+        </w:tabs>
+        <w:spacing w:lineRule="auto" w:line="240" w:before="0" w:after="0"/>
+        <w:jc w:val="both"/>
+        <w:rPr/>
+      </w:pPr>
+      <w:r>
+        <w:rPr>
+          <w:rFonts w:cs="TH Sarabun New" w:ascii="TH Sarabun New" w:hAnsi="TH Sarabun New"/>
+          <w:sz w:val="32"/>
+          <w:szCs w:val="32"/>
+        </w:rPr>
+        <w:tab/>
+        <w:tab/>
+      </w:r>
+      <w:r>
+        <w:rPr>
+          <w:rFonts w:ascii="TH Sarabun New" w:hAnsi="TH Sarabun New" w:cs="TH Sarabun New"/>
+          <w:sz w:val="32"/>
+          <w:szCs w:val="32"/>
+        </w:rPr>
+        <w:t>ข้อสรุปสำคัญคือ พื้นที่การวิจัยด้านเกมกับความเห็นอกเห็นใจยังขาดการนิยามที่ชัดเจนและเป็นเอกภาพ ซึ่งทำให้การเปรียบเทียบผลระหว่างงานวิจัยเป็นไปได้ยาก คณะผู้วิจัยจึงเสนอว่า    ผู้ที่ศึกษาในพื้นที่นี้ควรระบุให้ชัดเจนว่าตนหมายถึงความเห็นอกเห็นใจประเภทใด</w:t>
+      </w:r>
+    </w:p>
+    <w:p>
+      <w:pPr>
+        <w:pStyle w:val="Normal"/>
+        <w:tabs>
+          <w:tab w:val="clear" w:pos="720"/>
+          <w:tab w:val="left" w:pos="907" w:leader="none"/>
+          <w:tab w:val="left" w:pos="1166" w:leader="none"/>
+          <w:tab w:val="left" w:pos="1440" w:leader="none"/>
+          <w:tab w:val="left" w:pos="1670" w:leader="none"/>
+        </w:tabs>
+        <w:spacing w:lineRule="auto" w:line="240" w:before="0" w:after="0"/>
+        <w:jc w:val="both"/>
+        <w:rPr/>
+      </w:pPr>
+      <w:r>
+        <w:rPr>
+          <w:rFonts w:cs="TH Sarabun New" w:ascii="TH Sarabun New" w:hAnsi="TH Sarabun New"/>
+          <w:sz w:val="32"/>
+          <w:szCs w:val="32"/>
+        </w:rPr>
+        <w:tab/>
+        <w:tab/>
+      </w:r>
+      <w:r>
+        <w:rPr>
+          <w:rFonts w:ascii="TH Sarabun New" w:hAnsi="TH Sarabun New" w:cs="TH Sarabun New"/>
+          <w:sz w:val="32"/>
+          <w:szCs w:val="32"/>
+        </w:rPr>
+        <w:t xml:space="preserve">โครงงานนี้จึงกำหนดขอบเขตให้ชัดเจนตั้งแต่ต้นว่า มุ่งเป้าไปที่ ความเห็นอกเห็นใจเชิงปัญญา ในความหมายของการเข้าใจว่าเหตุใดคนคนหนึ่งจึงแสดงออกอย่างที่เห็น และ การรับรู้มุมมองของผู้อื่น </w:t>
+      </w:r>
+      <w:r>
+        <w:rPr>
+          <w:rFonts w:cs="TH Sarabun New" w:ascii="TH Sarabun New" w:hAnsi="TH Sarabun New"/>
+          <w:sz w:val="32"/>
+          <w:szCs w:val="32"/>
+        </w:rPr>
+        <w:t xml:space="preserve">(perspective-taking) </w:t>
+      </w:r>
+      <w:r>
+        <w:rPr>
+          <w:rFonts w:ascii="TH Sarabun New" w:hAnsi="TH Sarabun New" w:cs="TH Sarabun New"/>
+          <w:sz w:val="32"/>
+          <w:szCs w:val="32"/>
+        </w:rPr>
+        <w:t>มิได้มุ่งวัดความเห็นอกเห็นใจในทุกความหมาย</w:t>
+      </w:r>
+    </w:p>
+    <w:p>
+      <w:pPr>
+        <w:pStyle w:val="Normal"/>
+        <w:tabs>
+          <w:tab w:val="clear" w:pos="720"/>
+          <w:tab w:val="left" w:pos="907" w:leader="none"/>
+          <w:tab w:val="left" w:pos="1166" w:leader="none"/>
+          <w:tab w:val="left" w:pos="1440" w:leader="none"/>
+          <w:tab w:val="left" w:pos="1670" w:leader="none"/>
+        </w:tabs>
+        <w:spacing w:lineRule="auto" w:line="240" w:before="0" w:after="0"/>
+        <w:jc w:val="both"/>
+        <w:rPr>
+          <w:rFonts w:ascii="TH Sarabun New" w:hAnsi="TH Sarabun New" w:cs="TH Sarabun New"/>
+          <w:sz w:val="32"/>
+          <w:szCs w:val="32"/>
+        </w:rPr>
+      </w:pPr>
+      <w:r>
+        <w:rPr>
+          <w:rFonts w:cs="TH Sarabun New" w:ascii="TH Sarabun New" w:hAnsi="TH Sarabun New"/>
+          <w:sz w:val="32"/>
+          <w:szCs w:val="32"/>
+        </w:rPr>
+      </w:r>
+    </w:p>
+    <w:p>
+      <w:pPr>
+        <w:pStyle w:val="Normal"/>
+        <w:tabs>
+          <w:tab w:val="clear" w:pos="720"/>
+          <w:tab w:val="left" w:pos="907" w:leader="none"/>
+          <w:tab w:val="left" w:pos="1166" w:leader="none"/>
+          <w:tab w:val="left" w:pos="1440" w:leader="none"/>
+          <w:tab w:val="left" w:pos="1670" w:leader="none"/>
+        </w:tabs>
+        <w:spacing w:lineRule="auto" w:line="240" w:before="0" w:after="0"/>
+        <w:jc w:val="both"/>
+        <w:rPr/>
+      </w:pPr>
+      <w:r>
+        <w:rPr>
+          <w:rFonts w:cs="TH Sarabun New" w:ascii="TH Sarabun New" w:hAnsi="TH Sarabun New"/>
+          <w:b/>
+          <w:bCs/>
+          <w:sz w:val="32"/>
+          <w:szCs w:val="32"/>
+        </w:rPr>
+        <w:t xml:space="preserve">2. </w:t>
+      </w:r>
+      <w:r>
+        <w:rPr>
+          <w:rFonts w:ascii="TH Sarabun New" w:hAnsi="TH Sarabun New" w:cs="TH Sarabun New"/>
+          <w:b/>
+          <w:b/>
+          <w:bCs/>
+          <w:sz w:val="32"/>
+          <w:szCs w:val="32"/>
+        </w:rPr>
+        <w:t>แนวคิดเกี่ยวกับสุขภาพจิตและประสบการณ์ทางอารมณ์ของวัยรุ่น</w:t>
+      </w:r>
+    </w:p>
+    <w:p>
+      <w:pPr>
+        <w:pStyle w:val="Normal"/>
+        <w:tabs>
+          <w:tab w:val="clear" w:pos="720"/>
+          <w:tab w:val="left" w:pos="907" w:leader="none"/>
+          <w:tab w:val="left" w:pos="1166" w:leader="none"/>
+          <w:tab w:val="left" w:pos="1440" w:leader="none"/>
+          <w:tab w:val="left" w:pos="1670" w:leader="none"/>
+        </w:tabs>
+        <w:spacing w:lineRule="auto" w:line="240" w:before="0" w:after="0"/>
+        <w:jc w:val="both"/>
+        <w:rPr/>
+      </w:pPr>
+      <w:r>
+        <w:rPr>
+          <w:rFonts w:cs="TH Sarabun New" w:ascii="TH Sarabun New" w:hAnsi="TH Sarabun New"/>
+          <w:b/>
+          <w:bCs/>
+          <w:sz w:val="32"/>
+          <w:szCs w:val="32"/>
+        </w:rPr>
+        <w:tab/>
+        <w:t xml:space="preserve">2.1 </w:t>
+      </w:r>
+      <w:r>
+        <w:rPr>
+          <w:rFonts w:ascii="TH Sarabun New" w:hAnsi="TH Sarabun New" w:cs="TH Sarabun New"/>
+          <w:b/>
+          <w:b/>
+          <w:bCs/>
+          <w:sz w:val="32"/>
+          <w:szCs w:val="32"/>
+        </w:rPr>
+        <w:t>ความหมายของสุขภาพจิต</w:t>
+      </w:r>
+    </w:p>
+    <w:p>
+      <w:pPr>
+        <w:pStyle w:val="Normal"/>
+        <w:tabs>
+          <w:tab w:val="clear" w:pos="720"/>
+          <w:tab w:val="left" w:pos="907" w:leader="none"/>
+          <w:tab w:val="left" w:pos="1166" w:leader="none"/>
+          <w:tab w:val="left" w:pos="1440" w:leader="none"/>
+          <w:tab w:val="left" w:pos="1670" w:leader="none"/>
+        </w:tabs>
+        <w:spacing w:lineRule="auto" w:line="240" w:before="0" w:after="0"/>
+        <w:jc w:val="both"/>
+        <w:rPr/>
+      </w:pPr>
+      <w:r>
+        <w:rPr>
+          <w:rFonts w:cs="TH Sarabun New" w:ascii="TH Sarabun New" w:hAnsi="TH Sarabun New"/>
+          <w:sz w:val="32"/>
+          <w:szCs w:val="32"/>
+        </w:rPr>
+        <w:tab/>
+        <w:tab/>
+      </w:r>
+      <w:r>
+        <w:rPr>
+          <w:rFonts w:ascii="TH Sarabun New" w:hAnsi="TH Sarabun New" w:cs="TH Sarabun New"/>
+          <w:sz w:val="32"/>
+          <w:szCs w:val="32"/>
+        </w:rPr>
+        <w:t>องค์การอนามัยโลกอธิบายว่า ช่วงวัยรุ่นเป็นช่วงเวลาสำคัญของการพัฒนานิสัย      ทางสังคมและอารมณ์ที่เป็นพื้นฐานของสุขภาวะทางจิต ซึ่งรวมถึงการมีรูปแบบการนอนที่ดี          การออกกำลังกายสม่ำเสมอ การพัฒนาทักษะการรับมือปัญหา ทักษะการแก้ปัญหา ทักษะระหว่างบุคคล</w:t>
+      </w:r>
+      <w:r>
+        <w:rPr>
+          <w:rFonts w:ascii="TH Sarabun New" w:hAnsi="TH Sarabun New" w:hint="cs" w:cs="TH Sarabun New"/>
+          <w:sz w:val="32"/>
+          <w:szCs w:val="32"/>
+        </w:rPr>
         <w:t xml:space="preserve"> </w:t>
       </w:r>
       <w:r>
@@ -5352,7 +5850,70 @@
           <w:sz w:val="32"/>
           <w:szCs w:val="32"/>
         </w:rPr>
-        <w:t xml:space="preserve">มิใช่เพียงการประกาศว่าผู้เล่นกำลังเล่นเป็นใคร ใน </w:t>
+        <w:t xml:space="preserve">และการเรียนรู้ที่จะจัดการอารมณ์ของตนเอง </w:t>
+      </w:r>
+      <w:r>
+        <w:rPr>
+          <w:rFonts w:cs="TH Sarabun New" w:ascii="TH Sarabun New" w:hAnsi="TH Sarabun New"/>
+          <w:sz w:val="32"/>
+          <w:szCs w:val="32"/>
+        </w:rPr>
+        <w:t>(World Health Organization, 2024)</w:t>
+      </w:r>
+    </w:p>
+    <w:p>
+      <w:pPr>
+        <w:pStyle w:val="Normal"/>
+        <w:tabs>
+          <w:tab w:val="clear" w:pos="720"/>
+          <w:tab w:val="left" w:pos="907" w:leader="none"/>
+          <w:tab w:val="left" w:pos="1166" w:leader="none"/>
+          <w:tab w:val="left" w:pos="1440" w:leader="none"/>
+          <w:tab w:val="left" w:pos="1670" w:leader="none"/>
+        </w:tabs>
+        <w:spacing w:lineRule="auto" w:line="240" w:before="0" w:after="0"/>
+        <w:jc w:val="both"/>
+        <w:rPr/>
+      </w:pPr>
+      <w:r>
+        <w:rPr>
+          <w:rFonts w:ascii="TH Sarabun New" w:hAnsi="TH Sarabun New" w:cs="TH Sarabun New"/>
+          <w:sz w:val="32"/>
+          <w:szCs w:val="32"/>
+        </w:rPr>
+        <w:t xml:space="preserve">นิยามในลักษณะนี้ชี้ให้เห็นว่าสุขภาพจิตไม่ใช่เพียงการ </w:t>
+      </w:r>
+      <w:r>
+        <w:rPr>
+          <w:rFonts w:cs="TH Sarabun New" w:ascii="TH Sarabun New" w:hAnsi="TH Sarabun New"/>
+          <w:sz w:val="32"/>
+          <w:szCs w:val="32"/>
+        </w:rPr>
+        <w:t>"</w:t>
+      </w:r>
+      <w:r>
+        <w:rPr>
+          <w:rFonts w:ascii="TH Sarabun New" w:hAnsi="TH Sarabun New" w:cs="TH Sarabun New"/>
+          <w:sz w:val="32"/>
+          <w:szCs w:val="32"/>
+        </w:rPr>
+        <w:t>ไม่มีโรค</w:t>
+      </w:r>
+      <w:r>
+        <w:rPr>
+          <w:rFonts w:cs="TH Sarabun New" w:ascii="TH Sarabun New" w:hAnsi="TH Sarabun New"/>
+          <w:sz w:val="32"/>
+          <w:szCs w:val="32"/>
+        </w:rPr>
+        <w:t xml:space="preserve">" </w:t>
+      </w:r>
+      <w:r>
+        <w:rPr>
+          <w:rFonts w:ascii="TH Sarabun New" w:hAnsi="TH Sarabun New" w:cs="TH Sarabun New"/>
+          <w:sz w:val="32"/>
+          <w:szCs w:val="32"/>
+        </w:rPr>
+        <w:t xml:space="preserve">แต่เป็นเรื่องของทักษะและความสามารถในการดำเนินชีวิตประจำวัน ซึ่งเป็นกรอบที่เกม </w:t>
       </w:r>
       <w:r>
         <w:rPr>
@@ -5368,451 +5929,7 @@
           <w:sz w:val="32"/>
           <w:szCs w:val="32"/>
         </w:rPr>
-        <w:t>กลไกที่ทำหน้าที่นี้คือการเปิดเผยความคิดภายในของตัวละครและการให้ผู้เล่นตัดสินใจแทนตัวละครในสถานการณ์ประจำวัน นอกจากนี้ ยังทำให้ผู้เล่นรู้กับสิ่งที่ตัวละครในเรื่องรู้เกี่ยวกับกันและกัน ซึ่งเป็นกลไกหลักในการสื่อสารว่าพฤติกรรมภายนอกอาจไม่สะท้อนสภาวะภายใน</w:t>
-      </w:r>
-    </w:p>
-    <w:p>
-      <w:pPr>
-        <w:pStyle w:val="Normal"/>
-        <w:tabs>
-          <w:tab w:val="clear" w:pos="720"/>
-          <w:tab w:val="left" w:pos="907" w:leader="none"/>
-          <w:tab w:val="left" w:pos="1166" w:leader="none"/>
-          <w:tab w:val="left" w:pos="1440" w:leader="none"/>
-          <w:tab w:val="left" w:pos="1670" w:leader="none"/>
-        </w:tabs>
-        <w:spacing w:lineRule="auto" w:line="240" w:before="0" w:after="0"/>
-        <w:jc w:val="both"/>
-        <w:rPr>
-          <w:rFonts w:ascii="TH Sarabun New" w:hAnsi="TH Sarabun New" w:cs="TH Sarabun New"/>
-          <w:sz w:val="32"/>
-          <w:szCs w:val="32"/>
-        </w:rPr>
-      </w:pPr>
-      <w:r>
-        <w:rPr>
-          <w:rFonts w:cs="TH Sarabun New" w:ascii="TH Sarabun New" w:hAnsi="TH Sarabun New"/>
-          <w:sz w:val="32"/>
-          <w:szCs w:val="32"/>
-        </w:rPr>
-      </w:r>
-    </w:p>
-    <w:p>
-      <w:pPr>
-        <w:pStyle w:val="Normal"/>
-        <w:tabs>
-          <w:tab w:val="clear" w:pos="720"/>
-          <w:tab w:val="left" w:pos="907" w:leader="none"/>
-          <w:tab w:val="left" w:pos="1166" w:leader="none"/>
-          <w:tab w:val="left" w:pos="1440" w:leader="none"/>
-          <w:tab w:val="left" w:pos="1670" w:leader="none"/>
-        </w:tabs>
-        <w:spacing w:lineRule="auto" w:line="240" w:before="0" w:after="0"/>
-        <w:jc w:val="both"/>
-        <w:rPr/>
-      </w:pPr>
-      <w:r>
-        <w:rPr>
-          <w:rFonts w:cs="TH Sarabun New" w:ascii="TH Sarabun New" w:hAnsi="TH Sarabun New"/>
-          <w:b/>
-          <w:bCs/>
-          <w:sz w:val="32"/>
-          <w:szCs w:val="32"/>
-        </w:rPr>
-        <w:tab/>
-        <w:t xml:space="preserve">1.4 </w:t>
-      </w:r>
-      <w:r>
-        <w:rPr>
-          <w:rFonts w:ascii="TH Sarabun New" w:hAnsi="TH Sarabun New" w:cs="TH Sarabun New"/>
-          <w:b/>
-          <w:b/>
-          <w:bCs/>
-          <w:sz w:val="32"/>
-          <w:szCs w:val="32"/>
-        </w:rPr>
-        <w:t xml:space="preserve">การใช้เกมเป็นสื่อเพื่อส่งเสริมความเข้าใจและความเห็นอกเห็นใจ </w:t>
-      </w:r>
-      <w:r>
-        <w:rPr>
-          <w:rFonts w:cs="TH Sarabun New" w:ascii="TH Sarabun New" w:hAnsi="TH Sarabun New"/>
-          <w:b/>
-          <w:bCs/>
-          <w:sz w:val="32"/>
-          <w:szCs w:val="32"/>
-        </w:rPr>
-        <w:t>(Empathy)</w:t>
-      </w:r>
-    </w:p>
-    <w:p>
-      <w:pPr>
-        <w:pStyle w:val="Normal"/>
-        <w:tabs>
-          <w:tab w:val="clear" w:pos="720"/>
-          <w:tab w:val="left" w:pos="907" w:leader="none"/>
-          <w:tab w:val="left" w:pos="1166" w:leader="none"/>
-          <w:tab w:val="left" w:pos="1440" w:leader="none"/>
-          <w:tab w:val="left" w:pos="1670" w:leader="none"/>
-        </w:tabs>
-        <w:spacing w:lineRule="auto" w:line="240" w:before="0" w:after="0"/>
-        <w:jc w:val="both"/>
-        <w:rPr/>
-      </w:pPr>
-      <w:r>
-        <w:rPr>
-          <w:rFonts w:cs="TH Sarabun New" w:ascii="TH Sarabun New" w:hAnsi="TH Sarabun New"/>
-          <w:sz w:val="32"/>
-          <w:szCs w:val="32"/>
-        </w:rPr>
-        <w:tab/>
-        <w:tab/>
-        <w:t xml:space="preserve">Schrier </w:t>
-      </w:r>
-      <w:r>
-        <w:rPr>
-          <w:rFonts w:ascii="TH Sarabun New" w:hAnsi="TH Sarabun New" w:cs="TH Sarabun New"/>
-          <w:sz w:val="32"/>
-          <w:szCs w:val="32"/>
-        </w:rPr>
-        <w:t xml:space="preserve">และ </w:t>
-      </w:r>
-      <w:r>
-        <w:rPr>
-          <w:rFonts w:cs="TH Sarabun New" w:ascii="TH Sarabun New" w:hAnsi="TH Sarabun New"/>
-          <w:sz w:val="32"/>
-          <w:szCs w:val="32"/>
-        </w:rPr>
-        <w:t xml:space="preserve">Farber (2021) </w:t>
-      </w:r>
-      <w:r>
-        <w:rPr>
-          <w:rFonts w:ascii="TH Sarabun New" w:hAnsi="TH Sarabun New" w:cs="TH Sarabun New"/>
-          <w:sz w:val="32"/>
-          <w:szCs w:val="32"/>
-        </w:rPr>
-        <w:t xml:space="preserve">ได้ทบทวนวรรณกรรมอย่างเป็นระบบเกี่ยวกับ        ความเห็นอกเห็นใจและเกม โดยสืบค้นจากฐานข้อมูล </w:t>
-      </w:r>
-      <w:r>
-        <w:rPr>
-          <w:rFonts w:cs="TH Sarabun New" w:ascii="TH Sarabun New" w:hAnsi="TH Sarabun New"/>
-          <w:sz w:val="32"/>
-          <w:szCs w:val="32"/>
-        </w:rPr>
-        <w:t xml:space="preserve">6 </w:t>
-      </w:r>
-      <w:r>
-        <w:rPr>
-          <w:rFonts w:ascii="TH Sarabun New" w:hAnsi="TH Sarabun New" w:cs="TH Sarabun New"/>
-          <w:sz w:val="32"/>
-          <w:szCs w:val="32"/>
-        </w:rPr>
-        <w:t xml:space="preserve">แห่งและวิเคราะห์บทความ </w:t>
-      </w:r>
-      <w:r>
-        <w:rPr>
-          <w:rFonts w:cs="TH Sarabun New" w:ascii="TH Sarabun New" w:hAnsi="TH Sarabun New"/>
-          <w:sz w:val="32"/>
-          <w:szCs w:val="32"/>
-        </w:rPr>
-        <w:t xml:space="preserve">49 </w:t>
-      </w:r>
-      <w:r>
-        <w:rPr>
-          <w:rFonts w:ascii="TH Sarabun New" w:hAnsi="TH Sarabun New" w:cs="TH Sarabun New"/>
-          <w:sz w:val="32"/>
-          <w:szCs w:val="32"/>
-        </w:rPr>
-        <w:t xml:space="preserve">เรื่อง          ผลการทบทวนพบว่างานวิจัยในพื้นที่นี้กระจายอยู่ใน </w:t>
-      </w:r>
-      <w:r>
-        <w:rPr>
-          <w:rFonts w:cs="TH Sarabun New" w:ascii="TH Sarabun New" w:hAnsi="TH Sarabun New"/>
-          <w:sz w:val="32"/>
-          <w:szCs w:val="32"/>
-        </w:rPr>
-        <w:t xml:space="preserve">12 </w:t>
-      </w:r>
-      <w:r>
-        <w:rPr>
-          <w:rFonts w:ascii="TH Sarabun New" w:hAnsi="TH Sarabun New" w:cs="TH Sarabun New"/>
-          <w:sz w:val="32"/>
-          <w:szCs w:val="32"/>
-        </w:rPr>
-        <w:t xml:space="preserve">สาขาวิชา และมีการกล่าวถึงความเห็นอกเห็นใจมากกว่า </w:t>
-      </w:r>
-      <w:r>
-        <w:rPr>
-          <w:rFonts w:cs="TH Sarabun New" w:ascii="TH Sarabun New" w:hAnsi="TH Sarabun New"/>
-          <w:sz w:val="32"/>
-          <w:szCs w:val="32"/>
-        </w:rPr>
-        <w:t xml:space="preserve">13 </w:t>
-      </w:r>
-      <w:r>
-        <w:rPr>
-          <w:rFonts w:ascii="TH Sarabun New" w:hAnsi="TH Sarabun New" w:cs="TH Sarabun New"/>
-          <w:sz w:val="32"/>
-          <w:szCs w:val="32"/>
-        </w:rPr>
-        <w:t>ประเภทที่แตกต่างกัน</w:t>
-      </w:r>
-    </w:p>
-    <w:p>
-      <w:pPr>
-        <w:pStyle w:val="Normal"/>
-        <w:tabs>
-          <w:tab w:val="clear" w:pos="720"/>
-          <w:tab w:val="left" w:pos="907" w:leader="none"/>
-          <w:tab w:val="left" w:pos="1166" w:leader="none"/>
-          <w:tab w:val="left" w:pos="1440" w:leader="none"/>
-          <w:tab w:val="left" w:pos="1670" w:leader="none"/>
-        </w:tabs>
-        <w:spacing w:lineRule="auto" w:line="240" w:before="0" w:after="0"/>
-        <w:jc w:val="both"/>
-        <w:rPr/>
-      </w:pPr>
-      <w:r>
-        <w:rPr>
-          <w:rFonts w:cs="TH Sarabun New" w:ascii="TH Sarabun New" w:hAnsi="TH Sarabun New"/>
-          <w:sz w:val="32"/>
-          <w:szCs w:val="32"/>
-        </w:rPr>
-        <w:tab/>
-        <w:tab/>
-      </w:r>
-      <w:r>
-        <w:rPr>
-          <w:rFonts w:ascii="TH Sarabun New" w:hAnsi="TH Sarabun New" w:cs="TH Sarabun New"/>
-          <w:sz w:val="32"/>
-          <w:szCs w:val="32"/>
-        </w:rPr>
-        <w:t>ข้อสรุปสำคัญคือ พื้นที่การวิจัยด้านเกมกับความเห็นอกเห็นใจยังขาดการนิยามที่ชัดเจนและเป็นเอกภาพ ซึ่งทำให้การเปรียบเทียบผลระหว่างงานวิจัยเป็นไปได้ยาก คณะผู้วิจัยจึงเสนอว่า    ผู้ที่ศึกษาในพื้นที่นี้ควรระบุให้ชัดเจนว่าตนหมายถึงความเห็นอกเห็นใจประเภทใด</w:t>
-      </w:r>
-    </w:p>
-    <w:p>
-      <w:pPr>
-        <w:pStyle w:val="Normal"/>
-        <w:tabs>
-          <w:tab w:val="clear" w:pos="720"/>
-          <w:tab w:val="left" w:pos="907" w:leader="none"/>
-          <w:tab w:val="left" w:pos="1166" w:leader="none"/>
-          <w:tab w:val="left" w:pos="1440" w:leader="none"/>
-          <w:tab w:val="left" w:pos="1670" w:leader="none"/>
-        </w:tabs>
-        <w:spacing w:lineRule="auto" w:line="240" w:before="0" w:after="0"/>
-        <w:jc w:val="both"/>
-        <w:rPr/>
-      </w:pPr>
-      <w:r>
-        <w:rPr>
-          <w:rFonts w:cs="TH Sarabun New" w:ascii="TH Sarabun New" w:hAnsi="TH Sarabun New"/>
-          <w:sz w:val="32"/>
-          <w:szCs w:val="32"/>
-        </w:rPr>
-        <w:tab/>
-        <w:tab/>
-      </w:r>
-      <w:r>
-        <w:rPr>
-          <w:rFonts w:ascii="TH Sarabun New" w:hAnsi="TH Sarabun New" w:cs="TH Sarabun New"/>
-          <w:sz w:val="32"/>
-          <w:szCs w:val="32"/>
-        </w:rPr>
-        <w:t xml:space="preserve">โครงงานนี้จึงกำหนดขอบเขตให้ชัดเจนตั้งแต่ต้นว่า มุ่งเป้าไปที่ ความเห็นอกเห็นใจเชิงปัญญา ในความหมายของการเข้าใจว่าเหตุใดคนคนหนึ่งจึงแสดงออกอย่างที่เห็น และ การรับรู้มุมมองของผู้อื่น </w:t>
-      </w:r>
-      <w:r>
-        <w:rPr>
-          <w:rFonts w:cs="TH Sarabun New" w:ascii="TH Sarabun New" w:hAnsi="TH Sarabun New"/>
-          <w:sz w:val="32"/>
-          <w:szCs w:val="32"/>
-        </w:rPr>
-        <w:t xml:space="preserve">(perspective-taking) </w:t>
-      </w:r>
-      <w:r>
-        <w:rPr>
-          <w:rFonts w:ascii="TH Sarabun New" w:hAnsi="TH Sarabun New" w:cs="TH Sarabun New"/>
-          <w:sz w:val="32"/>
-          <w:szCs w:val="32"/>
-        </w:rPr>
-        <w:t>มิได้มุ่งวัดความเห็นอกเห็นใจในทุกความหมาย</w:t>
-      </w:r>
-    </w:p>
-    <w:p>
-      <w:pPr>
-        <w:pStyle w:val="Normal"/>
-        <w:tabs>
-          <w:tab w:val="clear" w:pos="720"/>
-          <w:tab w:val="left" w:pos="907" w:leader="none"/>
-          <w:tab w:val="left" w:pos="1166" w:leader="none"/>
-          <w:tab w:val="left" w:pos="1440" w:leader="none"/>
-          <w:tab w:val="left" w:pos="1670" w:leader="none"/>
-        </w:tabs>
-        <w:spacing w:lineRule="auto" w:line="240" w:before="0" w:after="0"/>
-        <w:jc w:val="both"/>
-        <w:rPr>
-          <w:rFonts w:ascii="TH Sarabun New" w:hAnsi="TH Sarabun New" w:cs="TH Sarabun New"/>
-          <w:sz w:val="32"/>
-          <w:szCs w:val="32"/>
-        </w:rPr>
-      </w:pPr>
-      <w:r>
-        <w:rPr>
-          <w:rFonts w:cs="TH Sarabun New" w:ascii="TH Sarabun New" w:hAnsi="TH Sarabun New"/>
-          <w:sz w:val="32"/>
-          <w:szCs w:val="32"/>
-        </w:rPr>
-      </w:r>
-    </w:p>
-    <w:p>
-      <w:pPr>
-        <w:pStyle w:val="Normal"/>
-        <w:tabs>
-          <w:tab w:val="clear" w:pos="720"/>
-          <w:tab w:val="left" w:pos="907" w:leader="none"/>
-          <w:tab w:val="left" w:pos="1166" w:leader="none"/>
-          <w:tab w:val="left" w:pos="1440" w:leader="none"/>
-          <w:tab w:val="left" w:pos="1670" w:leader="none"/>
-        </w:tabs>
-        <w:spacing w:lineRule="auto" w:line="240" w:before="0" w:after="0"/>
-        <w:jc w:val="both"/>
-        <w:rPr/>
-      </w:pPr>
-      <w:r>
-        <w:rPr>
-          <w:rFonts w:cs="TH Sarabun New" w:ascii="TH Sarabun New" w:hAnsi="TH Sarabun New"/>
-          <w:b/>
-          <w:bCs/>
-          <w:sz w:val="32"/>
-          <w:szCs w:val="32"/>
-        </w:rPr>
-        <w:t xml:space="preserve">2. </w:t>
-      </w:r>
-      <w:r>
-        <w:rPr>
-          <w:rFonts w:ascii="TH Sarabun New" w:hAnsi="TH Sarabun New" w:cs="TH Sarabun New"/>
-          <w:b/>
-          <w:b/>
-          <w:bCs/>
-          <w:sz w:val="32"/>
-          <w:szCs w:val="32"/>
-        </w:rPr>
-        <w:t>แนวคิดเกี่ยวกับสุขภาพจิตและประสบการณ์ทางอารมณ์ของวัยรุ่น</w:t>
-      </w:r>
-    </w:p>
-    <w:p>
-      <w:pPr>
-        <w:pStyle w:val="Normal"/>
-        <w:tabs>
-          <w:tab w:val="clear" w:pos="720"/>
-          <w:tab w:val="left" w:pos="907" w:leader="none"/>
-          <w:tab w:val="left" w:pos="1166" w:leader="none"/>
-          <w:tab w:val="left" w:pos="1440" w:leader="none"/>
-          <w:tab w:val="left" w:pos="1670" w:leader="none"/>
-        </w:tabs>
-        <w:spacing w:lineRule="auto" w:line="240" w:before="0" w:after="0"/>
-        <w:jc w:val="both"/>
-        <w:rPr/>
-      </w:pPr>
-      <w:r>
-        <w:rPr>
-          <w:rFonts w:cs="TH Sarabun New" w:ascii="TH Sarabun New" w:hAnsi="TH Sarabun New"/>
-          <w:b/>
-          <w:bCs/>
-          <w:sz w:val="32"/>
-          <w:szCs w:val="32"/>
-        </w:rPr>
-        <w:tab/>
-        <w:t xml:space="preserve">2.1 </w:t>
-      </w:r>
-      <w:r>
-        <w:rPr>
-          <w:rFonts w:ascii="TH Sarabun New" w:hAnsi="TH Sarabun New" w:cs="TH Sarabun New"/>
-          <w:b/>
-          <w:b/>
-          <w:bCs/>
-          <w:sz w:val="32"/>
-          <w:szCs w:val="32"/>
-        </w:rPr>
-        <w:t>ความหมายของสุขภาพจิต</w:t>
-      </w:r>
-    </w:p>
-    <w:p>
-      <w:pPr>
-        <w:pStyle w:val="Normal"/>
-        <w:tabs>
-          <w:tab w:val="clear" w:pos="720"/>
-          <w:tab w:val="left" w:pos="907" w:leader="none"/>
-          <w:tab w:val="left" w:pos="1166" w:leader="none"/>
-          <w:tab w:val="left" w:pos="1440" w:leader="none"/>
-          <w:tab w:val="left" w:pos="1670" w:leader="none"/>
-        </w:tabs>
-        <w:spacing w:lineRule="auto" w:line="240" w:before="0" w:after="0"/>
-        <w:jc w:val="both"/>
-        <w:rPr/>
-      </w:pPr>
-      <w:r>
-        <w:rPr>
-          <w:rFonts w:cs="TH Sarabun New" w:ascii="TH Sarabun New" w:hAnsi="TH Sarabun New"/>
-          <w:sz w:val="32"/>
-          <w:szCs w:val="32"/>
-        </w:rPr>
-        <w:tab/>
-        <w:tab/>
-      </w:r>
-      <w:r>
-        <w:rPr>
-          <w:rFonts w:ascii="TH Sarabun New" w:hAnsi="TH Sarabun New" w:cs="TH Sarabun New"/>
-          <w:sz w:val="32"/>
-          <w:szCs w:val="32"/>
-        </w:rPr>
-        <w:t>องค์การอนามัยโลกอธิบายว่า ช่วงวัยรุ่นเป็นช่วงเวลาสำคัญของการพัฒนานิสัย      ทางสังคมและอารมณ์ที่เป็นพื้นฐานของสุขภาวะทางจิต ซึ่งรวมถึงการมีรูปแบบการนอนที่ดี          การออกกำลังกายสม่ำเสมอ การพัฒนาทักษะการรับมือปัญหา ทักษะการแก้ปัญหา ทักษะระหว่างบุคคล</w:t>
-      </w:r>
-      <w:r>
-        <w:rPr>
-          <w:rFonts w:ascii="TH Sarabun New" w:hAnsi="TH Sarabun New" w:hint="cs" w:cs="TH Sarabun New"/>
-          <w:sz w:val="32"/>
-          <w:szCs w:val="32"/>
-        </w:rPr>
-        <w:t xml:space="preserve"> </w:t>
-      </w:r>
-      <w:r>
-        <w:rPr>
-          <w:rFonts w:ascii="TH Sarabun New" w:hAnsi="TH Sarabun New" w:cs="TH Sarabun New"/>
-          <w:sz w:val="32"/>
-          <w:szCs w:val="32"/>
-        </w:rPr>
-        <w:t xml:space="preserve">และการเรียนรู้ที่จะจัดการอารมณ์ของตนเอง </w:t>
-      </w:r>
-      <w:r>
-        <w:rPr>
-          <w:rFonts w:cs="TH Sarabun New" w:ascii="TH Sarabun New" w:hAnsi="TH Sarabun New"/>
-          <w:sz w:val="32"/>
-          <w:szCs w:val="32"/>
-        </w:rPr>
-        <w:t>(World Health Organization, 2024)</w:t>
-      </w:r>
-    </w:p>
-    <w:p>
-      <w:pPr>
-        <w:pStyle w:val="Normal"/>
-        <w:tabs>
-          <w:tab w:val="clear" w:pos="720"/>
-          <w:tab w:val="left" w:pos="907" w:leader="none"/>
-          <w:tab w:val="left" w:pos="1166" w:leader="none"/>
-          <w:tab w:val="left" w:pos="1440" w:leader="none"/>
-          <w:tab w:val="left" w:pos="1670" w:leader="none"/>
-        </w:tabs>
-        <w:spacing w:lineRule="auto" w:line="240" w:before="0" w:after="0"/>
-        <w:jc w:val="both"/>
-        <w:rPr/>
-      </w:pPr>
-      <w:r>
-        <w:rPr>
-          <w:rFonts w:ascii="TH Sarabun New" w:hAnsi="TH Sarabun New" w:cs="TH Sarabun New"/>
-          <w:sz w:val="32"/>
-          <w:szCs w:val="32"/>
-        </w:rPr>
-        <w:t xml:space="preserve">นิยามในลักษณะนี้ชี้ให้เห็นว่าสุขภาพจิตไม่ใช่เพียงการ </w:t>
+        <w:t xml:space="preserve">ใช้ในการนำเสนอเรื่องราว กล่าวคือ เกมมิได้นำเสนอตัวละครในฐานะ </w:t>
       </w:r>
       <w:r>
         <w:rPr>
@@ -5828,7 +5945,7 @@
           <w:sz w:val="32"/>
           <w:szCs w:val="32"/>
         </w:rPr>
-        <w:t>ไม่มีโรค</w:t>
+        <w:t>ผู้ป่วย</w:t>
       </w:r>
       <w:r>
         <w:rPr>
@@ -5844,107 +5961,7 @@
           <w:sz w:val="32"/>
           <w:szCs w:val="32"/>
         </w:rPr>
-        <w:t xml:space="preserve">แต่เป็นเรื่องของทักษะและความสามารถในการดำเนินชีวิตประจำวัน ซึ่งเป็นกรอบที่เกม </w:t>
-      </w:r>
-      <w:r>
-        <w:rPr>
-          <w:rFonts w:cs="TH Sarabun New" w:ascii="TH Sarabun New" w:hAnsi="TH Sarabun New"/>
-          <w:sz w:val="32"/>
-          <w:szCs w:val="32"/>
-        </w:rPr>
-        <w:t xml:space="preserve">Untitled Illness </w:t>
-      </w:r>
-      <w:r>
-        <w:rPr>
-          <w:rFonts w:ascii="TH Sarabun New" w:hAnsi="TH Sarabun New" w:cs="TH Sarabun New"/>
-          <w:sz w:val="32"/>
-          <w:szCs w:val="32"/>
-        </w:rPr>
-        <w:t xml:space="preserve">ใช้ในการนำเสนอเรื่องราว กล่าวคือ เกมมิได้นำเสนอตัวละครในฐานะ </w:t>
-      </w:r>
-      <w:r>
-        <w:rPr>
-          <w:rFonts w:cs="TH Sarabun New" w:ascii="TH Sarabun New" w:hAnsi="TH Sarabun New"/>
-          <w:sz w:val="32"/>
-          <w:szCs w:val="32"/>
-        </w:rPr>
-        <w:t>"</w:t>
-      </w:r>
-      <w:r>
-        <w:rPr>
-          <w:rFonts w:ascii="TH Sarabun New" w:hAnsi="TH Sarabun New" w:cs="TH Sarabun New"/>
-          <w:sz w:val="32"/>
-          <w:szCs w:val="32"/>
-        </w:rPr>
-        <w:t>ผู้ป่วย</w:t>
-      </w:r>
-      <w:r>
-        <w:rPr>
-          <w:rFonts w:cs="TH Sarabun New" w:ascii="TH Sarabun New" w:hAnsi="TH Sarabun New"/>
-          <w:sz w:val="32"/>
-          <w:szCs w:val="32"/>
-        </w:rPr>
-        <w:t xml:space="preserve">" </w:t>
-      </w:r>
-      <w:r>
-        <w:rPr>
-          <w:rFonts w:ascii="TH Sarabun New" w:hAnsi="TH Sarabun New" w:cs="TH Sarabun New"/>
-          <w:sz w:val="32"/>
-          <w:szCs w:val="32"/>
-        </w:rPr>
         <w:t>แต่นำเสนอในฐานะนักเรียนที่กำลังฝึกจัดการกับอารมณ์และความกดดันด้วยวิธีที่แตกต่างกัน โดยบางวิธีได้ผลดีกว่าวิธีอื่น</w:t>
-      </w:r>
-    </w:p>
-    <w:p>
-      <w:pPr>
-        <w:pStyle w:val="Normal"/>
-        <w:tabs>
-          <w:tab w:val="clear" w:pos="720"/>
-          <w:tab w:val="left" w:pos="907" w:leader="none"/>
-          <w:tab w:val="left" w:pos="1166" w:leader="none"/>
-          <w:tab w:val="left" w:pos="1440" w:leader="none"/>
-          <w:tab w:val="left" w:pos="1670" w:leader="none"/>
-        </w:tabs>
-        <w:spacing w:lineRule="auto" w:line="240" w:before="0" w:after="0"/>
-        <w:jc w:val="both"/>
-        <w:rPr>
-          <w:rFonts w:ascii="TH Sarabun New" w:hAnsi="TH Sarabun New" w:cs="TH Sarabun New"/>
-          <w:sz w:val="32"/>
-          <w:szCs w:val="32"/>
-        </w:rPr>
-      </w:pPr>
-      <w:r>
-        <w:rPr>
-          <w:rFonts w:cs="TH Sarabun New" w:ascii="TH Sarabun New" w:hAnsi="TH Sarabun New"/>
-          <w:sz w:val="32"/>
-          <w:szCs w:val="32"/>
-        </w:rPr>
-      </w:r>
-    </w:p>
-    <w:p>
-      <w:pPr>
-        <w:pStyle w:val="Normal"/>
-        <w:tabs>
-          <w:tab w:val="clear" w:pos="720"/>
-          <w:tab w:val="left" w:pos="907" w:leader="none"/>
-          <w:tab w:val="left" w:pos="1166" w:leader="none"/>
-          <w:tab w:val="left" w:pos="1440" w:leader="none"/>
-          <w:tab w:val="left" w:pos="1670" w:leader="none"/>
-        </w:tabs>
-        <w:spacing w:lineRule="auto" w:line="240" w:before="0" w:after="0"/>
-        <w:jc w:val="both"/>
-        <w:rPr>
-          <w:rFonts w:ascii="TH Sarabun New" w:hAnsi="TH Sarabun New" w:cs="TH Sarabun New"/>
-          <w:sz w:val="32"/>
-          <w:szCs w:val="32"/>
-        </w:rPr>
-      </w:pPr>
-      <w:r>
-        <w:rPr>
-          <w:rFonts w:cs="TH Sarabun New" w:ascii="TH Sarabun New" w:hAnsi="TH Sarabun New"/>
-          <w:sz w:val="32"/>
-          <w:szCs w:val="32"/>
-        </w:rPr>
       </w:r>
     </w:p>
     <w:p>
@@ -13459,7 +13476,16 @@
         </w:rPr>
       </w:pPr>
       <w:r>
-        <w:rPr/>
+        <w:rPr>
+          <w:rFonts w:cs="TH Sarabun New" w:ascii="TH Sarabun New" w:hAnsi="TH Sarabun New"/>
+          <w:bCs w:val="false"/>
+          <w:iCs w:val="false"/>
+          <w:caps w:val="false"/>
+          <w:smallCaps w:val="false"/>
+          <w:spacing w:val="0"/>
+          <w:sz w:val="32"/>
+          <w:szCs w:val="32"/>
+        </w:rPr>
       </w:r>
     </w:p>
     <w:p>
@@ -15941,10 +15967,9 @@
       <w:headerReference w:type="first" r:id="rId29"/>
       <w:type w:val="nextPage"/>
       <w:pgSz w:w="11906" w:h="16838"/>
-      <w:pgMar w:left="2160" w:right="1440" w:gutter="0" w:header="706" w:top="2160" w:footer="0" w:bottom="1440"/>
+      <w:pgMar w:left="2160" w:right="1440" w:gutter="0" w:header="706" w:top="2161" w:footer="0" w:bottom="1440"/>
       <w:pgNumType w:start="1" w:fmt="decimal"/>
       <w:formProt w:val="false"/>
-      <w:titlePg/>
       <w:textDirection w:val="lrTb"/>
       <w:docGrid w:type="default" w:linePitch="360" w:charSpace="0"/>
     </w:sectPr>
@@ -15997,7 +16022,7 @@
         </w:r>
         <w:r>
           <w:rPr/>
-          <w:t>0</w:t>
+          <w:t>21</w:t>
         </w:r>
         <w:r>
           <w:rPr/>
@@ -16073,6 +16098,69 @@
             <w:sz w:val="32"/>
             <w:szCs w:val="32"/>
           </w:rPr>
+          <mc:AlternateContent>
+            <mc:Choice Requires="wps">
+              <w:drawing>
+                <wp:anchor distT="0" distB="0" distL="0" distR="0" simplePos="0" relativeHeight="24" behindDoc="0" locked="0" layoutInCell="1" allowOverlap="1">
+                  <wp:simplePos x="0" y="0"/>
+                  <wp:positionH relativeFrom="column">
+                    <wp:posOffset>5202555</wp:posOffset>
+                  </wp:positionH>
+                  <wp:positionV relativeFrom="paragraph">
+                    <wp:posOffset>-25400</wp:posOffset>
+                  </wp:positionV>
+                  <wp:extent cx="229870" cy="356870"/>
+                  <wp:effectExtent l="635" t="635" r="635" b="635"/>
+                  <wp:wrapNone/>
+                  <wp:docPr id="3" name="Shape 1"/>
+                  <a:graphic xmlns:a="http://schemas.openxmlformats.org/drawingml/2006/main">
+                    <a:graphicData uri="http://schemas.microsoft.com/office/word/2010/wordprocessingShape">
+                      <wps:wsp>
+                        <wps:cNvSpPr/>
+                        <wps:spPr>
+                          <a:xfrm>
+                            <a:off x="0" y="0"/>
+                            <a:ext cx="230040" cy="356760"/>
+                          </a:xfrm>
+                          <a:prstGeom prst="rect">
+                            <a:avLst/>
+                          </a:prstGeom>
+                          <a:solidFill>
+                            <a:schemeClr val="lt1">
+                              <a:lumOff val="0"/>
+                            </a:schemeClr>
+                          </a:solidFill>
+                          <a:ln w="0">
+                            <a:solidFill>
+                              <a:schemeClr val="lt1">
+                                <a:lumOff val="0"/>
+                              </a:schemeClr>
+                            </a:solidFill>
+                          </a:ln>
+                        </wps:spPr>
+                        <wps:style>
+                          <a:lnRef idx="0"/>
+                          <a:fillRef idx="0"/>
+                          <a:effectRef idx="0"/>
+                          <a:fontRef idx="minor"/>
+                        </wps:style>
+                        <wps:bodyPr/>
+                      </wps:wsp>
+                    </a:graphicData>
+                  </a:graphic>
+                </wp:anchor>
+              </w:drawing>
+            </mc:Choice>
+            <mc:Fallback>
+              <w:pict>
+                <v:rect id="shape_0" fillcolor="white" stroked="t" o:allowincell="f" style="position:absolute;margin-left:409.65pt;margin-top:-2pt;width:18.05pt;height:28.05pt;mso-wrap-style:none;v-text-anchor:middle">
+                  <v:fill o:detectmouseclick="t" color2="black"/>
+                  <v:stroke color="white" joinstyle="round" endcap="flat"/>
+                  <w10:wrap type="none"/>
+                </v:rect>
+              </w:pict>
+            </mc:Fallback>
+          </mc:AlternateContent>
           <w:fldChar w:fldCharType="begin"/>
         </w:r>
         <w:r>
@@ -16124,6 +16212,131 @@
 
 <file path=word/header6.xml><?xml version="1.0" encoding="utf-8"?>
 <w:hdr xmlns:o="urn:schemas-microsoft-com:office:office" xmlns:r="http://schemas.openxmlformats.org/officeDocument/2006/relationships" xmlns:v="urn:schemas-microsoft-com:vml" xmlns:w="http://schemas.openxmlformats.org/wordprocessingml/2006/main" xmlns:w10="urn:schemas-microsoft-com:office:word" xmlns:wp="http://schemas.openxmlformats.org/drawingml/2006/wordprocessingDrawing" xmlns:pic="http://schemas.openxmlformats.org/drawingml/2006/picture" xmlns:wps="http://schemas.microsoft.com/office/word/2010/wordprocessingShape" xmlns:wpg="http://schemas.microsoft.com/office/word/2010/wordprocessingGroup" xmlns:mc="http://schemas.openxmlformats.org/markup-compatibility/2006" xmlns:wp14="http://schemas.microsoft.com/office/word/2010/wordprocessingDrawing" xmlns:w14="http://schemas.microsoft.com/office/word/2010/wordml" xmlns:w15="http://schemas.microsoft.com/office/word/2012/wordml" mc:Ignorable="w14 wp14 w15">
+  <w:sdt>
+    <w:sdtPr>
+      <w:id w:val="1238670914"/>
+      <w:docPartObj>
+        <w:docPartGallery w:val="Page Numbers (Top of Page)"/>
+        <w:docPartUnique w:val="true"/>
+      </w:docPartObj>
+    </w:sdtPr>
+    <w:sdtContent>
+      <w:p>
+        <w:pPr>
+          <w:pStyle w:val="Header"/>
+          <w:jc w:val="end"/>
+          <w:rPr>
+            <w:rFonts w:ascii="TH Sarabun New" w:hAnsi="TH Sarabun New"/>
+            <w:sz w:val="32"/>
+            <w:szCs w:val="32"/>
+          </w:rPr>
+        </w:pPr>
+        <w:r>
+          <w:rPr>
+            <w:rFonts w:ascii="TH Sarabun New" w:hAnsi="TH Sarabun New"/>
+            <w:sz w:val="32"/>
+            <w:szCs w:val="32"/>
+          </w:rPr>
+          <mc:AlternateContent>
+            <mc:Choice Requires="wps">
+              <w:drawing>
+                <wp:anchor distT="0" distB="0" distL="0" distR="0" simplePos="0" relativeHeight="24" behindDoc="0" locked="0" layoutInCell="1" allowOverlap="1">
+                  <wp:simplePos x="0" y="0"/>
+                  <wp:positionH relativeFrom="column">
+                    <wp:posOffset>5202555</wp:posOffset>
+                  </wp:positionH>
+                  <wp:positionV relativeFrom="paragraph">
+                    <wp:posOffset>-25400</wp:posOffset>
+                  </wp:positionV>
+                  <wp:extent cx="229870" cy="356870"/>
+                  <wp:effectExtent l="635" t="635" r="635" b="635"/>
+                  <wp:wrapNone/>
+                  <wp:docPr id="4" name="Shape 1"/>
+                  <a:graphic xmlns:a="http://schemas.openxmlformats.org/drawingml/2006/main">
+                    <a:graphicData uri="http://schemas.microsoft.com/office/word/2010/wordprocessingShape">
+                      <wps:wsp>
+                        <wps:cNvSpPr/>
+                        <wps:spPr>
+                          <a:xfrm>
+                            <a:off x="0" y="0"/>
+                            <a:ext cx="230040" cy="356760"/>
+                          </a:xfrm>
+                          <a:prstGeom prst="rect">
+                            <a:avLst/>
+                          </a:prstGeom>
+                          <a:solidFill>
+                            <a:schemeClr val="lt1">
+                              <a:lumOff val="0"/>
+                            </a:schemeClr>
+                          </a:solidFill>
+                          <a:ln w="0">
+                            <a:solidFill>
+                              <a:schemeClr val="lt1">
+                                <a:lumOff val="0"/>
+                              </a:schemeClr>
+                            </a:solidFill>
+                          </a:ln>
+                        </wps:spPr>
+                        <wps:style>
+                          <a:lnRef idx="0"/>
+                          <a:fillRef idx="0"/>
+                          <a:effectRef idx="0"/>
+                          <a:fontRef idx="minor"/>
+                        </wps:style>
+                        <wps:bodyPr/>
+                      </wps:wsp>
+                    </a:graphicData>
+                  </a:graphic>
+                </wp:anchor>
+              </w:drawing>
+            </mc:Choice>
+            <mc:Fallback>
+              <w:pict>
+                <v:rect id="shape_0" fillcolor="white" stroked="t" o:allowincell="f" style="position:absolute;margin-left:409.65pt;margin-top:-2pt;width:18.05pt;height:28.05pt;mso-wrap-style:none;v-text-anchor:middle">
+                  <v:fill o:detectmouseclick="t" color2="black"/>
+                  <v:stroke color="white" joinstyle="round" endcap="flat"/>
+                  <w10:wrap type="none"/>
+                </v:rect>
+              </w:pict>
+            </mc:Fallback>
+          </mc:AlternateContent>
+          <w:fldChar w:fldCharType="begin"/>
+        </w:r>
+        <w:r>
+          <w:rPr>
+            <w:rFonts w:ascii="TH Sarabun New" w:hAnsi="TH Sarabun New"/>
+            <w:sz w:val="32"/>
+            <w:szCs w:val="32"/>
+          </w:rPr>
+          <w:instrText xml:space="preserve"> PAGE </w:instrText>
+        </w:r>
+        <w:r>
+          <w:rPr>
+            <w:rFonts w:ascii="TH Sarabun New" w:hAnsi="TH Sarabun New"/>
+            <w:sz w:val="32"/>
+            <w:szCs w:val="32"/>
+          </w:rPr>
+          <w:fldChar w:fldCharType="separate"/>
+        </w:r>
+        <w:r>
+          <w:rPr>
+            <w:rFonts w:ascii="TH Sarabun New" w:hAnsi="TH Sarabun New"/>
+            <w:sz w:val="32"/>
+            <w:szCs w:val="32"/>
+          </w:rPr>
+          <w:t>21</w:t>
+        </w:r>
+        <w:r>
+          <w:rPr>
+            <w:rFonts w:ascii="TH Sarabun New" w:hAnsi="TH Sarabun New"/>
+            <w:sz w:val="32"/>
+            <w:szCs w:val="32"/>
+          </w:rPr>
+          <w:fldChar w:fldCharType="end"/>
+        </w:r>
+      </w:p>
+    </w:sdtContent>
+  </w:sdt>
   <w:p>
     <w:pPr>
       <w:pStyle w:val="Header"/>
@@ -16141,7 +16354,7 @@
   <w:docDefaults>
     <w:rPrDefault>
       <w:rPr>
-        <w:rFonts w:ascii="Calibri" w:hAnsi="Calibri" w:eastAsia="Calibri" w:cs="Cordia New" w:asciiTheme="minorHAnsi" w:cstheme="minorBidi" w:eastAsiaTheme="minorHAnsi" w:hAnsiTheme="minorHAnsi"/>
+        <w:rFonts w:ascii="Calibri" w:hAnsi="Calibri" w:eastAsia="Calibri" w:cs="" w:asciiTheme="minorHAnsi" w:cstheme="minorBidi" w:eastAsiaTheme="minorHAnsi" w:hAnsiTheme="minorHAnsi"/>
         <w:kern w:val="2"/>
         <w:sz w:val="22"/>
         <w:szCs w:val="28"/>
@@ -16544,7 +16757,7 @@
       <w:jc w:val="start"/>
     </w:pPr>
     <w:rPr>
-      <w:rFonts w:ascii="Calibri" w:hAnsi="Calibri" w:eastAsia="Calibri" w:cs="Cordia New" w:asciiTheme="minorHAnsi" w:cstheme="minorBidi" w:eastAsiaTheme="minorHAnsi" w:hAnsiTheme="minorHAnsi"/>
+      <w:rFonts w:ascii="Calibri" w:hAnsi="Calibri" w:eastAsia="Calibri" w:cs="" w:asciiTheme="minorHAnsi" w:cstheme="minorBidi" w:eastAsiaTheme="minorHAnsi" w:hAnsiTheme="minorHAnsi"/>
       <w:color w:val="auto"/>
       <w:kern w:val="2"/>
       <w:sz w:val="22"/>
@@ -16568,7 +16781,7 @@
       <w:outlineLvl w:val="0"/>
     </w:pPr>
     <w:rPr>
-      <w:rFonts w:ascii="Calibri Light" w:hAnsi="Calibri Light" w:eastAsia="" w:cs="Angsana New" w:asciiTheme="majorHAnsi" w:cstheme="majorBidi" w:eastAsiaTheme="majorEastAsia" w:hAnsiTheme="majorHAnsi"/>
+      <w:rFonts w:ascii="Calibri Light" w:hAnsi="Calibri Light" w:eastAsia="" w:cs="" w:asciiTheme="majorHAnsi" w:cstheme="majorBidi" w:eastAsiaTheme="majorEastAsia" w:hAnsiTheme="majorHAnsi"/>
       <w:color w:themeColor="accent1" w:themeShade="bf" w:val="2F5496"/>
       <w:sz w:val="40"/>
       <w:szCs w:val="50"/>
@@ -16591,7 +16804,7 @@
       <w:outlineLvl w:val="1"/>
     </w:pPr>
     <w:rPr>
-      <w:rFonts w:ascii="Calibri Light" w:hAnsi="Calibri Light" w:eastAsia="" w:cs="Angsana New" w:asciiTheme="majorHAnsi" w:cstheme="majorBidi" w:eastAsiaTheme="majorEastAsia" w:hAnsiTheme="majorHAnsi"/>
+      <w:rFonts w:ascii="Calibri Light" w:hAnsi="Calibri Light" w:eastAsia="" w:cs="" w:asciiTheme="majorHAnsi" w:cstheme="majorBidi" w:eastAsiaTheme="majorEastAsia" w:hAnsiTheme="majorHAnsi"/>
       <w:color w:themeColor="accent1" w:themeShade="bf" w:val="2F5496"/>
       <w:sz w:val="32"/>
       <w:szCs w:val="40"/>
@@ -16613,7 +16826,7 @@
       <w:outlineLvl w:val="2"/>
     </w:pPr>
     <w:rPr>
-      <w:rFonts w:eastAsia="" w:cs="Angsana New" w:cstheme="majorBidi" w:eastAsiaTheme="majorEastAsia"/>
+      <w:rFonts w:eastAsia="" w:cs="" w:cstheme="majorBidi" w:eastAsiaTheme="majorEastAsia"/>
       <w:color w:themeColor="accent1" w:themeShade="bf" w:val="2F5496"/>
       <w:sz w:val="28"/>
       <w:szCs w:val="35"/>
@@ -16636,7 +16849,7 @@
       <w:outlineLvl w:val="3"/>
     </w:pPr>
     <w:rPr>
-      <w:rFonts w:eastAsia="" w:cs="Angsana New" w:cstheme="majorBidi" w:eastAsiaTheme="majorEastAsia"/>
+      <w:rFonts w:eastAsia="" w:cs="" w:cstheme="majorBidi" w:eastAsiaTheme="majorEastAsia"/>
       <w:i/>
       <w:iCs/>
       <w:color w:themeColor="accent1" w:themeShade="bf" w:val="2F5496"/>
@@ -16658,7 +16871,7 @@
       <w:outlineLvl w:val="4"/>
     </w:pPr>
     <w:rPr>
-      <w:rFonts w:eastAsia="" w:cs="Angsana New" w:cstheme="majorBidi" w:eastAsiaTheme="majorEastAsia"/>
+      <w:rFonts w:eastAsia="" w:cs="" w:cstheme="majorBidi" w:eastAsiaTheme="majorEastAsia"/>
       <w:color w:themeColor="accent1" w:themeShade="bf" w:val="2F5496"/>
     </w:rPr>
   </w:style>
@@ -16679,7 +16892,7 @@
       <w:outlineLvl w:val="5"/>
     </w:pPr>
     <w:rPr>
-      <w:rFonts w:eastAsia="" w:cs="Angsana New" w:cstheme="majorBidi" w:eastAsiaTheme="majorEastAsia"/>
+      <w:rFonts w:eastAsia="" w:cs="" w:cstheme="majorBidi" w:eastAsiaTheme="majorEastAsia"/>
       <w:i/>
       <w:iCs/>
       <w:color w:themeColor="text1" w:themeTint="a6" w:val="595959"/>
@@ -16702,7 +16915,7 @@
       <w:outlineLvl w:val="6"/>
     </w:pPr>
     <w:rPr>
-      <w:rFonts w:eastAsia="" w:cs="Angsana New" w:cstheme="majorBidi" w:eastAsiaTheme="majorEastAsia"/>
+      <w:rFonts w:eastAsia="" w:cs="" w:cstheme="majorBidi" w:eastAsiaTheme="majorEastAsia"/>
       <w:color w:themeColor="text1" w:themeTint="a6" w:val="595959"/>
     </w:rPr>
   </w:style>
@@ -16723,7 +16936,7 @@
       <w:outlineLvl w:val="7"/>
     </w:pPr>
     <w:rPr>
-      <w:rFonts w:eastAsia="" w:cs="Angsana New" w:cstheme="majorBidi" w:eastAsiaTheme="majorEastAsia"/>
+      <w:rFonts w:eastAsia="" w:cs="" w:cstheme="majorBidi" w:eastAsiaTheme="majorEastAsia"/>
       <w:i/>
       <w:iCs/>
       <w:color w:themeColor="text1" w:themeTint="d8" w:val="272727"/>
@@ -16746,7 +16959,7 @@
       <w:outlineLvl w:val="8"/>
     </w:pPr>
     <w:rPr>
-      <w:rFonts w:eastAsia="" w:cs="Angsana New" w:cstheme="majorBidi" w:eastAsiaTheme="majorEastAsia"/>
+      <w:rFonts w:eastAsia="" w:cs="" w:cstheme="majorBidi" w:eastAsiaTheme="majorEastAsia"/>
       <w:color w:themeColor="text1" w:themeTint="d8" w:val="272727"/>
     </w:rPr>
   </w:style>
@@ -16766,7 +16979,7 @@
     <w:qFormat/>
     <w:rsid w:val="00dc313b"/>
     <w:rPr>
-      <w:rFonts w:ascii="Calibri Light" w:hAnsi="Calibri Light" w:eastAsia="" w:cs="Angsana New" w:asciiTheme="majorHAnsi" w:cstheme="majorBidi" w:eastAsiaTheme="majorEastAsia" w:hAnsiTheme="majorHAnsi"/>
+      <w:rFonts w:ascii="Calibri Light" w:hAnsi="Calibri Light" w:eastAsia="" w:cs="" w:asciiTheme="majorHAnsi" w:cstheme="majorBidi" w:eastAsiaTheme="majorEastAsia" w:hAnsiTheme="majorHAnsi"/>
       <w:color w:themeColor="accent1" w:themeShade="bf" w:val="2F5496"/>
       <w:sz w:val="40"/>
       <w:szCs w:val="50"/>
@@ -16781,7 +16994,7 @@
     <w:qFormat/>
     <w:rsid w:val="00dc313b"/>
     <w:rPr>
-      <w:rFonts w:ascii="Calibri Light" w:hAnsi="Calibri Light" w:eastAsia="" w:cs="Angsana New" w:asciiTheme="majorHAnsi" w:cstheme="majorBidi" w:eastAsiaTheme="majorEastAsia" w:hAnsiTheme="majorHAnsi"/>
+      <w:rFonts w:ascii="Calibri Light" w:hAnsi="Calibri Light" w:eastAsia="" w:cs="" w:asciiTheme="majorHAnsi" w:cstheme="majorBidi" w:eastAsiaTheme="majorEastAsia" w:hAnsiTheme="majorHAnsi"/>
       <w:color w:themeColor="accent1" w:themeShade="bf" w:val="2F5496"/>
       <w:sz w:val="32"/>
       <w:szCs w:val="40"/>
@@ -16795,7 +17008,7 @@
     <w:qFormat/>
     <w:rsid w:val="00dc313b"/>
     <w:rPr>
-      <w:rFonts w:eastAsia="" w:cs="Angsana New" w:cstheme="majorBidi" w:eastAsiaTheme="majorEastAsia"/>
+      <w:rFonts w:eastAsia="" w:cs="" w:cstheme="majorBidi" w:eastAsiaTheme="majorEastAsia"/>
       <w:color w:themeColor="accent1" w:themeShade="bf" w:val="2F5496"/>
       <w:sz w:val="28"/>
       <w:szCs w:val="35"/>
@@ -16810,7 +17023,7 @@
     <w:qFormat/>
     <w:rsid w:val="00dc313b"/>
     <w:rPr>
-      <w:rFonts w:eastAsia="" w:cs="Angsana New" w:cstheme="majorBidi" w:eastAsiaTheme="majorEastAsia"/>
+      <w:rFonts w:eastAsia="" w:cs="" w:cstheme="majorBidi" w:eastAsiaTheme="majorEastAsia"/>
       <w:i/>
       <w:iCs/>
       <w:color w:themeColor="accent1" w:themeShade="bf" w:val="2F5496"/>
@@ -16824,7 +17037,7 @@
     <w:qFormat/>
     <w:rsid w:val="00dc313b"/>
     <w:rPr>
-      <w:rFonts w:eastAsia="" w:cs="Angsana New" w:cstheme="majorBidi" w:eastAsiaTheme="majorEastAsia"/>
+      <w:rFonts w:eastAsia="" w:cs="" w:cstheme="majorBidi" w:eastAsiaTheme="majorEastAsia"/>
       <w:color w:themeColor="accent1" w:themeShade="bf" w:val="2F5496"/>
     </w:rPr>
   </w:style>
@@ -16837,7 +17050,7 @@
     <w:qFormat/>
     <w:rsid w:val="00dc313b"/>
     <w:rPr>
-      <w:rFonts w:eastAsia="" w:cs="Angsana New" w:cstheme="majorBidi" w:eastAsiaTheme="majorEastAsia"/>
+      <w:rFonts w:eastAsia="" w:cs="" w:cstheme="majorBidi" w:eastAsiaTheme="majorEastAsia"/>
       <w:i/>
       <w:iCs/>
       <w:color w:themeColor="text1" w:themeTint="a6" w:val="595959"/>
@@ -16852,7 +17065,7 @@
     <w:qFormat/>
     <w:rsid w:val="00dc313b"/>
     <w:rPr>
-      <w:rFonts w:eastAsia="" w:cs="Angsana New" w:cstheme="majorBidi" w:eastAsiaTheme="majorEastAsia"/>
+      <w:rFonts w:eastAsia="" w:cs="" w:cstheme="majorBidi" w:eastAsiaTheme="majorEastAsia"/>
       <w:color w:themeColor="text1" w:themeTint="a6" w:val="595959"/>
     </w:rPr>
   </w:style>
@@ -16865,7 +17078,7 @@
     <w:qFormat/>
     <w:rsid w:val="00dc313b"/>
     <w:rPr>
-      <w:rFonts w:eastAsia="" w:cs="Angsana New" w:cstheme="majorBidi" w:eastAsiaTheme="majorEastAsia"/>
+      <w:rFonts w:eastAsia="" w:cs="" w:cstheme="majorBidi" w:eastAsiaTheme="majorEastAsia"/>
       <w:i/>
       <w:iCs/>
       <w:color w:themeColor="text1" w:themeTint="d8" w:val="272727"/>
@@ -16880,7 +17093,7 @@
     <w:qFormat/>
     <w:rsid w:val="00dc313b"/>
     <w:rPr>
-      <w:rFonts w:eastAsia="" w:cs="Angsana New" w:cstheme="majorBidi" w:eastAsiaTheme="majorEastAsia"/>
+      <w:rFonts w:eastAsia="" w:cs="" w:cstheme="majorBidi" w:eastAsiaTheme="majorEastAsia"/>
       <w:color w:themeColor="text1" w:themeTint="d8" w:val="272727"/>
     </w:rPr>
   </w:style>
@@ -16892,7 +17105,7 @@
     <w:qFormat/>
     <w:rsid w:val="00dc313b"/>
     <w:rPr>
-      <w:rFonts w:ascii="Calibri Light" w:hAnsi="Calibri Light" w:eastAsia="" w:cs="Angsana New" w:asciiTheme="majorHAnsi" w:cstheme="majorBidi" w:eastAsiaTheme="majorEastAsia" w:hAnsiTheme="majorHAnsi"/>
+      <w:rFonts w:ascii="Calibri Light" w:hAnsi="Calibri Light" w:eastAsia="" w:cs="" w:asciiTheme="majorHAnsi" w:cstheme="majorBidi" w:eastAsiaTheme="majorEastAsia" w:hAnsiTheme="majorHAnsi"/>
       <w:spacing w:val="-10"/>
       <w:kern w:val="2"/>
       <w:sz w:val="56"/>
@@ -16907,7 +17120,7 @@
     <w:qFormat/>
     <w:rsid w:val="00dc313b"/>
     <w:rPr>
-      <w:rFonts w:eastAsia="" w:cs="Angsana New" w:cstheme="majorBidi" w:eastAsiaTheme="majorEastAsia"/>
+      <w:rFonts w:eastAsia="" w:cs="" w:cstheme="majorBidi" w:eastAsiaTheme="majorEastAsia"/>
       <w:color w:themeColor="text1" w:themeTint="a6" w:val="595959"/>
       <w:spacing w:val="15"/>
       <w:sz w:val="28"/>
@@ -17099,7 +17312,7 @@
       <w:contextualSpacing/>
     </w:pPr>
     <w:rPr>
-      <w:rFonts w:ascii="Calibri Light" w:hAnsi="Calibri Light" w:eastAsia="" w:cs="Angsana New" w:asciiTheme="majorHAnsi" w:cstheme="majorBidi" w:eastAsiaTheme="majorEastAsia" w:hAnsiTheme="majorHAnsi"/>
+      <w:rFonts w:ascii="Calibri Light" w:hAnsi="Calibri Light" w:eastAsia="" w:cs="" w:asciiTheme="majorHAnsi" w:cstheme="majorBidi" w:eastAsiaTheme="majorEastAsia" w:hAnsiTheme="majorHAnsi"/>
       <w:spacing w:val="-10"/>
       <w:kern w:val="2"/>
       <w:sz w:val="56"/>
@@ -17116,7 +17329,7 @@
     <w:rsid w:val="00dc313b"/>
     <w:pPr/>
     <w:rPr>
-      <w:rFonts w:eastAsia="" w:cs="Angsana New" w:cstheme="majorBidi" w:eastAsiaTheme="majorEastAsia"/>
+      <w:rFonts w:eastAsia="" w:cs="" w:cstheme="majorBidi" w:eastAsiaTheme="majorEastAsia"/>
       <w:color w:themeColor="text1" w:themeTint="a6" w:val="595959"/>
       <w:spacing w:val="15"/>
       <w:sz w:val="28"/>

--- a/Docs/การเขียนเรียงความขั้นสูง.docx
+++ b/Docs/การเขียนเรียงความขั้นสูง.docx
@@ -30,10 +30,10 @@
           <w:szCs w:val="32"/>
         </w:rPr>
         <w:drawing>
-          <wp:anchor distT="0" distB="0" distL="114300" distR="114300" simplePos="0" relativeHeight="3" behindDoc="0" locked="0" layoutInCell="0" allowOverlap="1">
+          <wp:anchor distT="0" distB="0" distL="114300" distR="114300" simplePos="0" relativeHeight="60" behindDoc="0" locked="0" layoutInCell="0" allowOverlap="1">
             <wp:simplePos x="0" y="0"/>
-            <wp:positionH relativeFrom="margin">
-              <wp:align>center</wp:align>
+            <wp:positionH relativeFrom="column">
+              <wp:posOffset>2136775</wp:posOffset>
             </wp:positionH>
             <wp:positionV relativeFrom="paragraph">
               <wp:posOffset>198120</wp:posOffset>
@@ -126,7 +126,7 @@
         <mc:AlternateContent>
           <mc:Choice Requires="wps">
             <w:drawing>
-              <wp:anchor distT="0" distB="17780" distL="107315" distR="136525" simplePos="0" relativeHeight="2" behindDoc="0" locked="0" layoutInCell="0" allowOverlap="1" wp14:anchorId="4D2CF3BE">
+              <wp:anchor distT="0" distB="17780" distL="107315" distR="136525" simplePos="0" relativeHeight="59" behindDoc="0" locked="0" layoutInCell="0" allowOverlap="1" wp14:anchorId="4D2CF3BE">
                 <wp:simplePos x="0" y="0"/>
                 <wp:positionH relativeFrom="margin">
                   <wp:align>center</wp:align>
@@ -2788,15 +2788,20 @@
         <w:spacing w:lineRule="auto" w:line="240" w:before="0" w:after="0"/>
         <w:jc w:val="both"/>
         <w:rPr/>
-      </w:pPr>
-      <w:r>
-        <w:rPr>
-          <w:rFonts w:cs="TH Sarabun New" w:ascii="TH Sarabun New" w:hAnsi="TH Sarabun New"/>
-          <w:sz w:val="32"/>
-          <w:szCs w:val="32"/>
-        </w:rPr>
-        <w:tab/>
-      </w:r>
+        <w:sectPr>
+          <w:headerReference w:type="even" r:id="rId6"/>
+          <w:headerReference w:type="default" r:id="rId7"/>
+          <w:headerReference w:type="first" r:id="rId8"/>
+          <w:type w:val="nextPage"/>
+          <w:pgSz w:w="11906" w:h="16838"/>
+          <w:pgMar w:left="2160" w:right="1440" w:gutter="0" w:header="706" w:top="2161" w:footer="0" w:bottom="1440"/>
+          <w:pgNumType w:start="1" w:fmt="decimal"/>
+          <w:formProt w:val="false"/>
+          <w:titlePg/>
+          <w:textDirection w:val="lrTb"/>
+          <w:docGrid w:type="default" w:linePitch="360" w:charSpace="0"/>
+        </w:sectPr>
+      </w:pPr>
       <w:r>
         <w:rPr>
           <w:rFonts w:ascii="TH Sarabun New" w:hAnsi="TH Sarabun New" w:cs="TH Sarabun New"/>
@@ -2843,18 +2848,15 @@
           <w:sz w:val="32"/>
           <w:szCs w:val="32"/>
         </w:rPr>
-        <w:t xml:space="preserve">          </w:t>
-      </w:r>
-      <w:r>
-        <w:rPr>
-          <w:rFonts w:ascii="TH Sarabun New" w:hAnsi="TH Sarabun New" w:cs="TH Sarabun New"/>
-          <w:sz w:val="32"/>
-          <w:szCs w:val="32"/>
-        </w:rPr>
-        <w:t>และอารมณ์ของบุคคล ซึ่งในบริบทของเกมนี้หมายถึงประเด็นที่เกมต้องการสื่อสารในเชิงสร้าง     ความตระหนักรู้ มิใช่การวินิจฉัยทางการแพทย์</w:t>
-      </w:r>
-      <w:r>
-        <w:br w:type="page"/>
+        <w:t xml:space="preserve"> </w:t>
+      </w:r>
+      <w:r>
+        <w:rPr>
+          <w:rFonts w:ascii="TH Sarabun New" w:hAnsi="TH Sarabun New" w:cs="TH Sarabun New"/>
+          <w:sz w:val="32"/>
+          <w:szCs w:val="32"/>
+        </w:rPr>
+        <w:t>และอารมณ์ของบุคคล ซึ่งในบริบทของเกมนี้หมายถึงประเด็นที่เกมต้องการสื่อสารในเชิงสร้าง ความตระหนักรู้ มิใช่การวินิจฉัยทางการแพทย์</w:t>
       </w:r>
     </w:p>
     <w:p>
@@ -14362,7 +14364,7 @@
         </w:rPr>
         <w:t xml:space="preserve">. </w:t>
       </w:r>
-      <w:hyperlink r:id="rId6">
+      <w:hyperlink r:id="rId9">
         <w:r>
           <w:rPr>
             <w:rStyle w:val="Hyperlink"/>
@@ -14456,7 +14458,7 @@
         </w:rPr>
         <w:t xml:space="preserve">2567]. </w:t>
       </w:r>
-      <w:hyperlink r:id="rId7">
+      <w:hyperlink r:id="rId10">
         <w:r>
           <w:rPr>
             <w:rStyle w:val="Hyperlink"/>
@@ -14566,7 +14568,7 @@
         </w:rPr>
         <w:t xml:space="preserve">. </w:t>
       </w:r>
-      <w:hyperlink r:id="rId8">
+      <w:hyperlink r:id="rId11">
         <w:r>
           <w:rPr>
             <w:rStyle w:val="Hyperlink"/>
@@ -14740,7 +14742,7 @@
         </w:rPr>
         <w:t xml:space="preserve">(1), 100–111. </w:t>
       </w:r>
-      <w:hyperlink r:id="rId9">
+      <w:hyperlink r:id="rId12">
         <w:r>
           <w:rPr>
             <w:rStyle w:val="Hyperlink"/>
@@ -14965,7 +14967,7 @@
         </w:rPr>
         <w:t xml:space="preserve">(2), 22–31. </w:t>
       </w:r>
-      <w:hyperlink r:id="rId10" w:tgtFrame="_blank">
+      <w:hyperlink r:id="rId13" w:tgtFrame="_blank">
         <w:r>
           <w:rPr>
             <w:rStyle w:val="Hyperlink"/>
@@ -15061,7 +15063,7 @@
         </w:rPr>
         <w:t xml:space="preserve">(2), 173–193. </w:t>
       </w:r>
-      <w:hyperlink r:id="rId11">
+      <w:hyperlink r:id="rId14">
         <w:r>
           <w:rPr>
             <w:rStyle w:val="Hyperlink"/>
@@ -15113,7 +15115,7 @@
         </w:rPr>
         <w:t xml:space="preserve">(2), 227–235. </w:t>
       </w:r>
-      <w:hyperlink r:id="rId12">
+      <w:hyperlink r:id="rId15">
         <w:r>
           <w:rPr>
             <w:rStyle w:val="Hyperlink"/>
@@ -15165,7 +15167,7 @@
         </w:rPr>
         <w:t xml:space="preserve">(CHI PLAY), Article 285, 1–18. </w:t>
       </w:r>
-      <w:hyperlink r:id="rId13">
+      <w:hyperlink r:id="rId16">
         <w:r>
           <w:rPr>
             <w:rStyle w:val="Hyperlink"/>
@@ -15217,7 +15219,7 @@
         </w:rPr>
         <w:t xml:space="preserve"> (pp. 1–13). Association for Computing Machinery. </w:t>
       </w:r>
-      <w:hyperlink r:id="rId14">
+      <w:hyperlink r:id="rId17">
         <w:r>
           <w:rPr>
             <w:rStyle w:val="Hyperlink"/>
@@ -15269,7 +15271,7 @@
         </w:rPr>
         <w:t xml:space="preserve">(4), 1227–1242. </w:t>
       </w:r>
-      <w:hyperlink r:id="rId15">
+      <w:hyperlink r:id="rId18">
         <w:r>
           <w:rPr>
             <w:rStyle w:val="Hyperlink"/>
@@ -15321,7 +15323,7 @@
         </w:rPr>
         <w:t xml:space="preserve">. Retrieved September 17, 2026, from </w:t>
       </w:r>
-      <w:hyperlink r:id="rId16">
+      <w:hyperlink r:id="rId19">
         <w:r>
           <w:rPr>
             <w:rStyle w:val="Hyperlink"/>
@@ -15373,7 +15375,7 @@
         </w:rPr>
         <w:t xml:space="preserve">, 100928. </w:t>
       </w:r>
-      <w:hyperlink r:id="rId17">
+      <w:hyperlink r:id="rId20">
         <w:r>
           <w:rPr>
             <w:rStyle w:val="Hyperlink"/>
@@ -15425,7 +15427,7 @@
         </w:rPr>
         <w:t xml:space="preserve">, e46697. </w:t>
       </w:r>
-      <w:hyperlink r:id="rId18">
+      <w:hyperlink r:id="rId21">
         <w:r>
           <w:rPr>
             <w:rStyle w:val="Hyperlink"/>
@@ -15518,7 +15520,7 @@
         </w:rPr>
         <w:t xml:space="preserve">, 966944. </w:t>
       </w:r>
-      <w:hyperlink r:id="rId19">
+      <w:hyperlink r:id="rId22">
         <w:r>
           <w:rPr>
             <w:rStyle w:val="Hyperlink"/>
@@ -15570,7 +15572,7 @@
         </w:rPr>
         <w:t xml:space="preserve">(2), 195–214. </w:t>
       </w:r>
-      <w:hyperlink r:id="rId20">
+      <w:hyperlink r:id="rId23">
         <w:r>
           <w:rPr>
             <w:rStyle w:val="Hyperlink"/>
@@ -15622,7 +15624,7 @@
         </w:rPr>
         <w:t xml:space="preserve"> (pp. 270–275). Association for Computing Machinery. </w:t>
       </w:r>
-      <w:hyperlink r:id="rId21">
+      <w:hyperlink r:id="rId24">
         <w:r>
           <w:rPr>
             <w:rStyle w:val="Hyperlink"/>
@@ -15674,7 +15676,7 @@
         </w:rPr>
         <w:t xml:space="preserve">(CHI PLAY). </w:t>
       </w:r>
-      <w:hyperlink r:id="rId22">
+      <w:hyperlink r:id="rId25">
         <w:r>
           <w:rPr>
             <w:rStyle w:val="Hyperlink"/>
@@ -15726,7 +15728,7 @@
         </w:rPr>
         <w:t xml:space="preserve"> (Lecture Notes in Computer Science, Vol. 16307, pp. 452–458). Springer. </w:t>
       </w:r>
-      <w:hyperlink r:id="rId23">
+      <w:hyperlink r:id="rId26">
         <w:r>
           <w:rPr>
             <w:rStyle w:val="Hyperlink"/>
@@ -15778,7 +15780,7 @@
         </w:rPr>
         <w:t xml:space="preserve">(9), e30390. </w:t>
       </w:r>
-      <w:hyperlink r:id="rId24">
+      <w:hyperlink r:id="rId27">
         <w:r>
           <w:rPr>
             <w:rStyle w:val="Hyperlink"/>
@@ -15830,7 +15832,7 @@
         </w:rPr>
         <w:t xml:space="preserve">. </w:t>
       </w:r>
-      <w:hyperlink r:id="rId25">
+      <w:hyperlink r:id="rId28">
         <w:r>
           <w:rPr>
             <w:rStyle w:val="Hyperlink"/>
@@ -15923,7 +15925,7 @@
         </w:rPr>
         <w:t xml:space="preserve">(1), 1–8. </w:t>
       </w:r>
-      <w:hyperlink r:id="rId26">
+      <w:hyperlink r:id="rId29">
         <w:r>
           <w:rPr>
             <w:rStyle w:val="Hyperlink"/>
@@ -15962,14 +15964,15 @@
       </w:r>
     </w:p>
     <w:sectPr>
-      <w:headerReference w:type="even" r:id="rId27"/>
-      <w:headerReference w:type="default" r:id="rId28"/>
-      <w:headerReference w:type="first" r:id="rId29"/>
+      <w:headerReference w:type="even" r:id="rId30"/>
+      <w:headerReference w:type="default" r:id="rId31"/>
+      <w:headerReference w:type="first" r:id="rId32"/>
       <w:type w:val="nextPage"/>
       <w:pgSz w:w="11906" w:h="16838"/>
       <w:pgMar w:left="2160" w:right="1440" w:gutter="0" w:header="706" w:top="2161" w:footer="0" w:bottom="1440"/>
-      <w:pgNumType w:start="1" w:fmt="decimal"/>
+      <w:pgNumType w:fmt="decimal"/>
       <w:formProt w:val="false"/>
+      <w:titlePg/>
       <w:textDirection w:val="lrTb"/>
       <w:docGrid w:type="default" w:linePitch="360" w:charSpace="0"/>
     </w:sectPr>
@@ -16022,7 +16025,7 @@
         </w:r>
         <w:r>
           <w:rPr/>
-          <w:t>21</w:t>
+          <w:t>0</w:t>
         </w:r>
         <w:r>
           <w:rPr/>
@@ -16101,7 +16104,7 @@
           <mc:AlternateContent>
             <mc:Choice Requires="wps">
               <w:drawing>
-                <wp:anchor distT="0" distB="0" distL="0" distR="0" simplePos="0" relativeHeight="24" behindDoc="0" locked="0" layoutInCell="1" allowOverlap="1">
+                <wp:anchor distT="635" distB="635" distL="635" distR="635" simplePos="0" relativeHeight="3" behindDoc="1" locked="0" layoutInCell="1" allowOverlap="1">
                   <wp:simplePos x="0" y="0"/>
                   <wp:positionH relativeFrom="column">
                     <wp:posOffset>5202555</wp:posOffset>
@@ -16132,9 +16135,7 @@
                           </a:solidFill>
                           <a:ln w="0">
                             <a:solidFill>
-                              <a:schemeClr val="lt1">
-                                <a:lumOff val="0"/>
-                              </a:schemeClr>
+                              <a:srgbClr val="FFFFFF"/>
                             </a:solidFill>
                           </a:ln>
                         </wps:spPr>
@@ -16154,11 +16155,347 @@
             <mc:Fallback>
               <w:pict>
                 <v:rect id="shape_0" fillcolor="white" stroked="t" o:allowincell="f" style="position:absolute;margin-left:409.65pt;margin-top:-2pt;width:18.05pt;height:28.05pt;mso-wrap-style:none;v-text-anchor:middle">
-                  <v:fill o:detectmouseclick="t" color2="black"/>
+                  <v:fill o:detectmouseclick="t" type="solid" color2="black"/>
                   <v:stroke color="white" joinstyle="round" endcap="flat"/>
                   <w10:wrap type="none"/>
                 </v:rect>
               </w:pict>
+            </mc:Fallback>
+          </mc:AlternateContent>
+          <mc:AlternateContent>
+            <mc:Choice Requires="wps">
+              <w:drawing>
+                <wp:anchor distT="0" distB="0" distL="4916805" distR="0" simplePos="0" relativeHeight="5" behindDoc="1" locked="0" layoutInCell="1" allowOverlap="1">
+                  <wp:simplePos x="0" y="0"/>
+                  <wp:positionH relativeFrom="column">
+                    <wp:posOffset>4916805</wp:posOffset>
+                  </wp:positionH>
+                  <wp:positionV relativeFrom="paragraph">
+                    <wp:posOffset>-224155</wp:posOffset>
+                  </wp:positionV>
+                  <wp:extent cx="634365" cy="634365"/>
+                  <wp:effectExtent l="4916805" t="0" r="0" b="0"/>
+                  <wp:wrapNone/>
+                  <wp:docPr id="4" name="Shape 2"/>
+                  <a:graphic xmlns:a="http://schemas.openxmlformats.org/drawingml/2006/main">
+                    <a:graphicData uri="http://schemas.microsoft.com/office/word/2010/wordprocessingShape">
+                      <wps:wsp>
+                        <wps:cNvSpPr/>
+                        <wps:spPr>
+                          <a:xfrm>
+                            <a:off x="0" y="0"/>
+                            <a:ext cx="634320" cy="634320"/>
+                          </a:xfrm>
+                          <a:custGeom>
+                            <a:avLst/>
+                            <a:gdLst/>
+                            <a:ahLst/>
+                            <a:rect l="0" t="0" r="r" b="b"/>
+                            <a:pathLst/>
+                          </a:custGeom>
+                          <a:solidFill>
+                            <a:srgbClr val="729FCF"/>
+                          </a:solidFill>
+                          <a:ln w="0">
+                            <a:solidFill>
+                              <a:srgbClr val="3465A4"/>
+                            </a:solidFill>
+                          </a:ln>
+                        </wps:spPr>
+                        <wps:style>
+                          <a:lnRef idx="0"/>
+                          <a:fillRef idx="0"/>
+                          <a:effectRef idx="0"/>
+                          <a:fontRef idx="minor"/>
+                        </wps:style>
+                        <wps:bodyPr/>
+                      </wps:wsp>
+                    </a:graphicData>
+                  </a:graphic>
+                </wp:anchor>
+              </w:drawing>
+            </mc:Choice>
+            <mc:Fallback>
+              <w:pict/>
+            </mc:Fallback>
+          </mc:AlternateContent>
+          <w:fldChar w:fldCharType="begin"/>
+        </w:r>
+        <w:r>
+          <w:rPr>
+            <w:rFonts w:ascii="TH Sarabun New" w:hAnsi="TH Sarabun New"/>
+            <w:sz w:val="32"/>
+            <w:szCs w:val="32"/>
+          </w:rPr>
+          <w:instrText xml:space="preserve"> PAGE </w:instrText>
+        </w:r>
+        <w:r>
+          <w:rPr>
+            <w:rFonts w:ascii="TH Sarabun New" w:hAnsi="TH Sarabun New"/>
+            <w:sz w:val="32"/>
+            <w:szCs w:val="32"/>
+          </w:rPr>
+          <w:fldChar w:fldCharType="separate"/>
+        </w:r>
+        <w:r>
+          <w:rPr>
+            <w:rFonts w:ascii="TH Sarabun New" w:hAnsi="TH Sarabun New"/>
+            <w:sz w:val="32"/>
+            <w:szCs w:val="32"/>
+          </w:rPr>
+          <w:t>3</w:t>
+        </w:r>
+        <w:r>
+          <w:rPr>
+            <w:rFonts w:ascii="TH Sarabun New" w:hAnsi="TH Sarabun New"/>
+            <w:sz w:val="32"/>
+            <w:szCs w:val="32"/>
+          </w:rPr>
+          <w:fldChar w:fldCharType="end"/>
+        </w:r>
+      </w:p>
+    </w:sdtContent>
+  </w:sdt>
+  <w:p>
+    <w:pPr>
+      <w:pStyle w:val="Header"/>
+      <w:rPr/>
+    </w:pPr>
+    <w:r>
+      <w:rPr/>
+      <mc:AlternateContent>
+        <mc:Choice Requires="wps">
+          <w:drawing>
+            <wp:anchor distT="616585" distB="0" distL="5297805" distR="0" simplePos="0" relativeHeight="41" behindDoc="1" locked="0" layoutInCell="1" allowOverlap="1">
+              <wp:simplePos x="0" y="0"/>
+              <wp:positionH relativeFrom="column">
+                <wp:posOffset>5297805</wp:posOffset>
+              </wp:positionH>
+              <wp:positionV relativeFrom="paragraph">
+                <wp:posOffset>616585</wp:posOffset>
+              </wp:positionV>
+              <wp:extent cx="634365" cy="634365"/>
+              <wp:effectExtent l="5297805" t="616585" r="0" b="0"/>
+              <wp:wrapNone/>
+              <wp:docPr id="5" name="Shape 3"/>
+              <a:graphic xmlns:a="http://schemas.openxmlformats.org/drawingml/2006/main">
+                <a:graphicData uri="http://schemas.microsoft.com/office/word/2010/wordprocessingShape">
+                  <wps:wsp>
+                    <wps:cNvSpPr/>
+                    <wps:spPr>
+                      <a:xfrm>
+                        <a:off x="0" y="0"/>
+                        <a:ext cx="634320" cy="634320"/>
+                      </a:xfrm>
+                      <a:custGeom>
+                        <a:avLst/>
+                        <a:gdLst/>
+                        <a:ahLst/>
+                        <a:rect l="0" t="0" r="r" b="b"/>
+                        <a:pathLst/>
+                      </a:custGeom>
+                      <a:solidFill>
+                        <a:srgbClr val="729FCF"/>
+                      </a:solidFill>
+                      <a:ln w="0">
+                        <a:solidFill>
+                          <a:srgbClr val="3465A4"/>
+                        </a:solidFill>
+                      </a:ln>
+                    </wps:spPr>
+                    <wps:style>
+                      <a:lnRef idx="0"/>
+                      <a:fillRef idx="0"/>
+                      <a:effectRef idx="0"/>
+                      <a:fontRef idx="minor"/>
+                    </wps:style>
+                    <wps:bodyPr/>
+                  </wps:wsp>
+                </a:graphicData>
+              </a:graphic>
+            </wp:anchor>
+          </w:drawing>
+        </mc:Choice>
+        <mc:Fallback>
+          <w:pict/>
+        </mc:Fallback>
+      </mc:AlternateContent>
+    </w:r>
+  </w:p>
+</w:hdr>
+</file>
+
+<file path=word/header6.xml><?xml version="1.0" encoding="utf-8"?>
+<w:hdr xmlns:o="urn:schemas-microsoft-com:office:office" xmlns:r="http://schemas.openxmlformats.org/officeDocument/2006/relationships" xmlns:v="urn:schemas-microsoft-com:vml" xmlns:w="http://schemas.openxmlformats.org/wordprocessingml/2006/main" xmlns:w10="urn:schemas-microsoft-com:office:word" xmlns:wp="http://schemas.openxmlformats.org/drawingml/2006/wordprocessingDrawing" xmlns:pic="http://schemas.openxmlformats.org/drawingml/2006/picture" xmlns:wps="http://schemas.microsoft.com/office/word/2010/wordprocessingShape" xmlns:wpg="http://schemas.microsoft.com/office/word/2010/wordprocessingGroup" xmlns:mc="http://schemas.openxmlformats.org/markup-compatibility/2006" xmlns:wp14="http://schemas.microsoft.com/office/word/2010/wordprocessingDrawing" xmlns:w14="http://schemas.microsoft.com/office/word/2010/wordml" xmlns:w15="http://schemas.microsoft.com/office/word/2012/wordml" mc:Ignorable="w14 wp14 w15">
+  <w:p>
+    <w:pPr>
+      <w:pStyle w:val="Header"/>
+      <w:rPr/>
+    </w:pPr>
+    <w:r>
+      <w:rPr/>
+    </w:r>
+  </w:p>
+</w:hdr>
+</file>
+
+<file path=word/header7.xml><?xml version="1.0" encoding="utf-8"?>
+<w:hdr xmlns:o="urn:schemas-microsoft-com:office:office" xmlns:r="http://schemas.openxmlformats.org/officeDocument/2006/relationships" xmlns:v="urn:schemas-microsoft-com:vml" xmlns:w="http://schemas.openxmlformats.org/wordprocessingml/2006/main" xmlns:w10="urn:schemas-microsoft-com:office:word" xmlns:wp="http://schemas.openxmlformats.org/drawingml/2006/wordprocessingDrawing" xmlns:pic="http://schemas.openxmlformats.org/drawingml/2006/picture" xmlns:wps="http://schemas.microsoft.com/office/word/2010/wordprocessingShape" xmlns:wpg="http://schemas.microsoft.com/office/word/2010/wordprocessingGroup" xmlns:mc="http://schemas.openxmlformats.org/markup-compatibility/2006" xmlns:wp14="http://schemas.microsoft.com/office/word/2010/wordprocessingDrawing" xmlns:w14="http://schemas.microsoft.com/office/word/2010/wordml" xmlns:w15="http://schemas.microsoft.com/office/word/2012/wordml" mc:Ignorable="w14 wp14 w15">
+  <w:p>
+    <w:pPr>
+      <w:pStyle w:val="Header"/>
+      <w:rPr/>
+    </w:pPr>
+    <w:r>
+      <w:rPr/>
+    </w:r>
+  </w:p>
+</w:hdr>
+</file>
+
+<file path=word/header8.xml><?xml version="1.0" encoding="utf-8"?>
+<w:hdr xmlns:o="urn:schemas-microsoft-com:office:office" xmlns:r="http://schemas.openxmlformats.org/officeDocument/2006/relationships" xmlns:v="urn:schemas-microsoft-com:vml" xmlns:w="http://schemas.openxmlformats.org/wordprocessingml/2006/main" xmlns:w10="urn:schemas-microsoft-com:office:word" xmlns:wp="http://schemas.openxmlformats.org/drawingml/2006/wordprocessingDrawing" xmlns:pic="http://schemas.openxmlformats.org/drawingml/2006/picture" xmlns:wps="http://schemas.microsoft.com/office/word/2010/wordprocessingShape" xmlns:wpg="http://schemas.microsoft.com/office/word/2010/wordprocessingGroup" xmlns:mc="http://schemas.openxmlformats.org/markup-compatibility/2006" xmlns:wp14="http://schemas.microsoft.com/office/word/2010/wordprocessingDrawing" xmlns:w14="http://schemas.microsoft.com/office/word/2010/wordml" xmlns:w15="http://schemas.microsoft.com/office/word/2012/wordml" mc:Ignorable="w14 wp14 w15">
+  <w:sdt>
+    <w:sdtPr>
+      <w:id w:val="1238670914"/>
+      <w:docPartObj>
+        <w:docPartGallery w:val="Page Numbers (Top of Page)"/>
+        <w:docPartUnique w:val="true"/>
+      </w:docPartObj>
+    </w:sdtPr>
+    <w:sdtContent>
+      <w:p>
+        <w:pPr>
+          <w:pStyle w:val="Header"/>
+          <w:jc w:val="end"/>
+          <w:rPr>
+            <w:rFonts w:ascii="TH Sarabun New" w:hAnsi="TH Sarabun New"/>
+            <w:sz w:val="32"/>
+            <w:szCs w:val="32"/>
+          </w:rPr>
+        </w:pPr>
+        <w:r>
+          <w:rPr>
+            <w:rFonts w:ascii="TH Sarabun New" w:hAnsi="TH Sarabun New"/>
+            <w:sz w:val="32"/>
+            <w:szCs w:val="32"/>
+          </w:rPr>
+          <mc:AlternateContent>
+            <mc:Choice Requires="wps">
+              <w:drawing>
+                <wp:anchor distT="635" distB="635" distL="635" distR="635" simplePos="0" relativeHeight="22" behindDoc="1" locked="0" layoutInCell="1" allowOverlap="1">
+                  <wp:simplePos x="0" y="0"/>
+                  <wp:positionH relativeFrom="column">
+                    <wp:posOffset>5202555</wp:posOffset>
+                  </wp:positionH>
+                  <wp:positionV relativeFrom="paragraph">
+                    <wp:posOffset>-25400</wp:posOffset>
+                  </wp:positionV>
+                  <wp:extent cx="229870" cy="356870"/>
+                  <wp:effectExtent l="635" t="635" r="635" b="635"/>
+                  <wp:wrapNone/>
+                  <wp:docPr id="6" name="Shape 1"/>
+                  <a:graphic xmlns:a="http://schemas.openxmlformats.org/drawingml/2006/main">
+                    <a:graphicData uri="http://schemas.microsoft.com/office/word/2010/wordprocessingShape">
+                      <wps:wsp>
+                        <wps:cNvSpPr/>
+                        <wps:spPr>
+                          <a:xfrm>
+                            <a:off x="0" y="0"/>
+                            <a:ext cx="230040" cy="356760"/>
+                          </a:xfrm>
+                          <a:prstGeom prst="rect">
+                            <a:avLst/>
+                          </a:prstGeom>
+                          <a:solidFill>
+                            <a:schemeClr val="lt1">
+                              <a:lumOff val="0"/>
+                            </a:schemeClr>
+                          </a:solidFill>
+                          <a:ln w="0">
+                            <a:solidFill>
+                              <a:srgbClr val="FFFFFF"/>
+                            </a:solidFill>
+                          </a:ln>
+                        </wps:spPr>
+                        <wps:style>
+                          <a:lnRef idx="0"/>
+                          <a:fillRef idx="0"/>
+                          <a:effectRef idx="0"/>
+                          <a:fontRef idx="minor"/>
+                        </wps:style>
+                        <wps:bodyPr/>
+                      </wps:wsp>
+                    </a:graphicData>
+                  </a:graphic>
+                </wp:anchor>
+              </w:drawing>
+            </mc:Choice>
+            <mc:Fallback>
+              <w:pict>
+                <v:rect id="shape_0" fillcolor="white" stroked="t" o:allowincell="f" style="position:absolute;margin-left:409.65pt;margin-top:-2pt;width:18.05pt;height:28.05pt;mso-wrap-style:none;v-text-anchor:middle">
+                  <v:fill o:detectmouseclick="t" type="solid" color2="black"/>
+                  <v:stroke color="white" joinstyle="round" endcap="flat"/>
+                  <w10:wrap type="none"/>
+                </v:rect>
+              </w:pict>
+            </mc:Fallback>
+          </mc:AlternateContent>
+          <mc:AlternateContent>
+            <mc:Choice Requires="wps">
+              <w:drawing>
+                <wp:anchor distT="0" distB="0" distL="4916805" distR="0" simplePos="0" relativeHeight="39" behindDoc="1" locked="0" layoutInCell="1" allowOverlap="1">
+                  <wp:simplePos x="0" y="0"/>
+                  <wp:positionH relativeFrom="column">
+                    <wp:posOffset>4916805</wp:posOffset>
+                  </wp:positionH>
+                  <wp:positionV relativeFrom="paragraph">
+                    <wp:posOffset>-224155</wp:posOffset>
+                  </wp:positionV>
+                  <wp:extent cx="634365" cy="634365"/>
+                  <wp:effectExtent l="4916805" t="0" r="0" b="0"/>
+                  <wp:wrapNone/>
+                  <wp:docPr id="7" name="Shape 2"/>
+                  <a:graphic xmlns:a="http://schemas.openxmlformats.org/drawingml/2006/main">
+                    <a:graphicData uri="http://schemas.microsoft.com/office/word/2010/wordprocessingShape">
+                      <wps:wsp>
+                        <wps:cNvSpPr/>
+                        <wps:spPr>
+                          <a:xfrm>
+                            <a:off x="0" y="0"/>
+                            <a:ext cx="634320" cy="634320"/>
+                          </a:xfrm>
+                          <a:custGeom>
+                            <a:avLst/>
+                            <a:gdLst/>
+                            <a:ahLst/>
+                            <a:rect l="0" t="0" r="r" b="b"/>
+                            <a:pathLst/>
+                          </a:custGeom>
+                          <a:solidFill>
+                            <a:srgbClr val="729FCF"/>
+                          </a:solidFill>
+                          <a:ln w="0">
+                            <a:solidFill>
+                              <a:srgbClr val="3465A4"/>
+                            </a:solidFill>
+                          </a:ln>
+                        </wps:spPr>
+                        <wps:style>
+                          <a:lnRef idx="0"/>
+                          <a:fillRef idx="0"/>
+                          <a:effectRef idx="0"/>
+                          <a:fontRef idx="minor"/>
+                        </wps:style>
+                        <wps:bodyPr/>
+                      </wps:wsp>
+                    </a:graphicData>
+                  </a:graphic>
+                </wp:anchor>
+              </w:drawing>
+            </mc:Choice>
+            <mc:Fallback>
+              <w:pict/>
             </mc:Fallback>
           </mc:AlternateContent>
           <w:fldChar w:fldCharType="begin"/>
@@ -16205,138 +16542,70 @@
     </w:pPr>
     <w:r>
       <w:rPr/>
+      <mc:AlternateContent>
+        <mc:Choice Requires="wps">
+          <w:drawing>
+            <wp:anchor distT="616585" distB="0" distL="5297805" distR="0" simplePos="0" relativeHeight="58" behindDoc="1" locked="0" layoutInCell="1" allowOverlap="1">
+              <wp:simplePos x="0" y="0"/>
+              <wp:positionH relativeFrom="column">
+                <wp:posOffset>5297805</wp:posOffset>
+              </wp:positionH>
+              <wp:positionV relativeFrom="paragraph">
+                <wp:posOffset>616585</wp:posOffset>
+              </wp:positionV>
+              <wp:extent cx="634365" cy="634365"/>
+              <wp:effectExtent l="5297805" t="616585" r="0" b="0"/>
+              <wp:wrapNone/>
+              <wp:docPr id="8" name="Shape 3"/>
+              <a:graphic xmlns:a="http://schemas.openxmlformats.org/drawingml/2006/main">
+                <a:graphicData uri="http://schemas.microsoft.com/office/word/2010/wordprocessingShape">
+                  <wps:wsp>
+                    <wps:cNvSpPr/>
+                    <wps:spPr>
+                      <a:xfrm>
+                        <a:off x="0" y="0"/>
+                        <a:ext cx="634320" cy="634320"/>
+                      </a:xfrm>
+                      <a:custGeom>
+                        <a:avLst/>
+                        <a:gdLst/>
+                        <a:ahLst/>
+                        <a:rect l="0" t="0" r="r" b="b"/>
+                        <a:pathLst/>
+                      </a:custGeom>
+                      <a:solidFill>
+                        <a:srgbClr val="729FCF"/>
+                      </a:solidFill>
+                      <a:ln w="0">
+                        <a:solidFill>
+                          <a:srgbClr val="3465A4"/>
+                        </a:solidFill>
+                      </a:ln>
+                    </wps:spPr>
+                    <wps:style>
+                      <a:lnRef idx="0"/>
+                      <a:fillRef idx="0"/>
+                      <a:effectRef idx="0"/>
+                      <a:fontRef idx="minor"/>
+                    </wps:style>
+                    <wps:bodyPr/>
+                  </wps:wsp>
+                </a:graphicData>
+              </a:graphic>
+            </wp:anchor>
+          </w:drawing>
+        </mc:Choice>
+        <mc:Fallback>
+          <w:pict/>
+        </mc:Fallback>
+      </mc:AlternateContent>
     </w:r>
   </w:p>
 </w:hdr>
 </file>
 
-<file path=word/header6.xml><?xml version="1.0" encoding="utf-8"?>
+<file path=word/header9.xml><?xml version="1.0" encoding="utf-8"?>
 <w:hdr xmlns:o="urn:schemas-microsoft-com:office:office" xmlns:r="http://schemas.openxmlformats.org/officeDocument/2006/relationships" xmlns:v="urn:schemas-microsoft-com:vml" xmlns:w="http://schemas.openxmlformats.org/wordprocessingml/2006/main" xmlns:w10="urn:schemas-microsoft-com:office:word" xmlns:wp="http://schemas.openxmlformats.org/drawingml/2006/wordprocessingDrawing" xmlns:pic="http://schemas.openxmlformats.org/drawingml/2006/picture" xmlns:wps="http://schemas.microsoft.com/office/word/2010/wordprocessingShape" xmlns:wpg="http://schemas.microsoft.com/office/word/2010/wordprocessingGroup" xmlns:mc="http://schemas.openxmlformats.org/markup-compatibility/2006" xmlns:wp14="http://schemas.microsoft.com/office/word/2010/wordprocessingDrawing" xmlns:w14="http://schemas.microsoft.com/office/word/2010/wordml" xmlns:w15="http://schemas.microsoft.com/office/word/2012/wordml" mc:Ignorable="w14 wp14 w15">
-  <w:sdt>
-    <w:sdtPr>
-      <w:id w:val="1238670914"/>
-      <w:docPartObj>
-        <w:docPartGallery w:val="Page Numbers (Top of Page)"/>
-        <w:docPartUnique w:val="true"/>
-      </w:docPartObj>
-    </w:sdtPr>
-    <w:sdtContent>
-      <w:p>
-        <w:pPr>
-          <w:pStyle w:val="Header"/>
-          <w:jc w:val="end"/>
-          <w:rPr>
-            <w:rFonts w:ascii="TH Sarabun New" w:hAnsi="TH Sarabun New"/>
-            <w:sz w:val="32"/>
-            <w:szCs w:val="32"/>
-          </w:rPr>
-        </w:pPr>
-        <w:r>
-          <w:rPr>
-            <w:rFonts w:ascii="TH Sarabun New" w:hAnsi="TH Sarabun New"/>
-            <w:sz w:val="32"/>
-            <w:szCs w:val="32"/>
-          </w:rPr>
-          <mc:AlternateContent>
-            <mc:Choice Requires="wps">
-              <w:drawing>
-                <wp:anchor distT="0" distB="0" distL="0" distR="0" simplePos="0" relativeHeight="24" behindDoc="0" locked="0" layoutInCell="1" allowOverlap="1">
-                  <wp:simplePos x="0" y="0"/>
-                  <wp:positionH relativeFrom="column">
-                    <wp:posOffset>5202555</wp:posOffset>
-                  </wp:positionH>
-                  <wp:positionV relativeFrom="paragraph">
-                    <wp:posOffset>-25400</wp:posOffset>
-                  </wp:positionV>
-                  <wp:extent cx="229870" cy="356870"/>
-                  <wp:effectExtent l="635" t="635" r="635" b="635"/>
-                  <wp:wrapNone/>
-                  <wp:docPr id="4" name="Shape 1"/>
-                  <a:graphic xmlns:a="http://schemas.openxmlformats.org/drawingml/2006/main">
-                    <a:graphicData uri="http://schemas.microsoft.com/office/word/2010/wordprocessingShape">
-                      <wps:wsp>
-                        <wps:cNvSpPr/>
-                        <wps:spPr>
-                          <a:xfrm>
-                            <a:off x="0" y="0"/>
-                            <a:ext cx="230040" cy="356760"/>
-                          </a:xfrm>
-                          <a:prstGeom prst="rect">
-                            <a:avLst/>
-                          </a:prstGeom>
-                          <a:solidFill>
-                            <a:schemeClr val="lt1">
-                              <a:lumOff val="0"/>
-                            </a:schemeClr>
-                          </a:solidFill>
-                          <a:ln w="0">
-                            <a:solidFill>
-                              <a:schemeClr val="lt1">
-                                <a:lumOff val="0"/>
-                              </a:schemeClr>
-                            </a:solidFill>
-                          </a:ln>
-                        </wps:spPr>
-                        <wps:style>
-                          <a:lnRef idx="0"/>
-                          <a:fillRef idx="0"/>
-                          <a:effectRef idx="0"/>
-                          <a:fontRef idx="minor"/>
-                        </wps:style>
-                        <wps:bodyPr/>
-                      </wps:wsp>
-                    </a:graphicData>
-                  </a:graphic>
-                </wp:anchor>
-              </w:drawing>
-            </mc:Choice>
-            <mc:Fallback>
-              <w:pict>
-                <v:rect id="shape_0" fillcolor="white" stroked="t" o:allowincell="f" style="position:absolute;margin-left:409.65pt;margin-top:-2pt;width:18.05pt;height:28.05pt;mso-wrap-style:none;v-text-anchor:middle">
-                  <v:fill o:detectmouseclick="t" color2="black"/>
-                  <v:stroke color="white" joinstyle="round" endcap="flat"/>
-                  <w10:wrap type="none"/>
-                </v:rect>
-              </w:pict>
-            </mc:Fallback>
-          </mc:AlternateContent>
-          <w:fldChar w:fldCharType="begin"/>
-        </w:r>
-        <w:r>
-          <w:rPr>
-            <w:rFonts w:ascii="TH Sarabun New" w:hAnsi="TH Sarabun New"/>
-            <w:sz w:val="32"/>
-            <w:szCs w:val="32"/>
-          </w:rPr>
-          <w:instrText xml:space="preserve"> PAGE </w:instrText>
-        </w:r>
-        <w:r>
-          <w:rPr>
-            <w:rFonts w:ascii="TH Sarabun New" w:hAnsi="TH Sarabun New"/>
-            <w:sz w:val="32"/>
-            <w:szCs w:val="32"/>
-          </w:rPr>
-          <w:fldChar w:fldCharType="separate"/>
-        </w:r>
-        <w:r>
-          <w:rPr>
-            <w:rFonts w:ascii="TH Sarabun New" w:hAnsi="TH Sarabun New"/>
-            <w:sz w:val="32"/>
-            <w:szCs w:val="32"/>
-          </w:rPr>
-          <w:t>21</w:t>
-        </w:r>
-        <w:r>
-          <w:rPr>
-            <w:rFonts w:ascii="TH Sarabun New" w:hAnsi="TH Sarabun New"/>
-            <w:sz w:val="32"/>
-            <w:szCs w:val="32"/>
-          </w:rPr>
-          <w:fldChar w:fldCharType="end"/>
-        </w:r>
-      </w:p>
-    </w:sdtContent>
-  </w:sdt>
   <w:p>
     <w:pPr>
       <w:pStyle w:val="Header"/>
